--- a/docs/onTrainEvent.docx
+++ b/docs/onTrainEvent.docx
@@ -1,6 +1,6 @@
 
 <file path=word/document.xml><?xml version="1.0" encoding="utf-8"?>
-<w:document xmlns:wpc="http://schemas.microsoft.com/office/word/2010/wordprocessingCanvas" xmlns:cx="http://schemas.microsoft.com/office/drawing/2014/chartex" xmlns:cx1="http://schemas.microsoft.com/office/drawing/2015/9/8/chartex" xmlns:cx2="http://schemas.microsoft.com/office/drawing/2015/10/21/chartex" xmlns:cx3="http://schemas.microsoft.com/office/drawing/2016/5/9/chartex" xmlns:cx4="http://schemas.microsoft.com/office/drawing/2016/5/10/chartex" xmlns:cx5="http://schemas.microsoft.com/office/drawing/2016/5/11/chartex" xmlns:cx6="http://schemas.microsoft.com/office/drawing/2016/5/12/chartex" xmlns:cx7="http://schemas.microsoft.com/office/drawing/2016/5/13/chartex" xmlns:cx8="http://schemas.microsoft.com/office/drawing/2016/5/14/chartex" xmlns:mc="http://schemas.openxmlformats.org/markup-compatibility/2006" xmlns:aink="http://schemas.microsoft.com/office/drawing/2016/ink" xmlns:am3d="http://schemas.microsoft.com/office/drawing/2017/model3d" xmlns:o="urn:schemas-microsoft-com:office:office" xmlns:oel="http://schemas.microsoft.com/office/2019/extlst" xmlns:r="http://schemas.openxmlformats.org/officeDocument/2006/relationships" xmlns:m="http://schemas.openxmlformats.org/officeDocument/2006/math" xmlns:v="urn:schemas-microsoft-com:vml" xmlns:wp14="http://schemas.microsoft.com/office/word/2010/wordprocessingDrawing" xmlns:wp="http://schemas.openxmlformats.org/drawingml/2006/wordprocessingDrawing" xmlns:w10="urn:schemas-microsoft-com:office:word" xmlns:w="http://schemas.openxmlformats.org/wordprocessingml/2006/main" xmlns:w14="http://schemas.microsoft.com/office/word/2010/wordml" xmlns:w15="http://schemas.microsoft.com/office/word/2012/wordml" xmlns:w16cex="http://schemas.microsoft.com/office/word/2018/wordml/cex" xmlns:w16cid="http://schemas.microsoft.com/office/word/2016/wordml/cid" xmlns:w16="http://schemas.microsoft.com/office/word/2018/wordml" xmlns:w16du="http://schemas.microsoft.com/office/word/2023/wordml/word16du" xmlns:w16sdtdh="http://schemas.microsoft.com/office/word/2020/wordml/sdtdatahash" xmlns:w16sdtfl="http://schemas.microsoft.com/office/word/2024/wordml/sdtformatlock" xmlns:w16se="http://schemas.microsoft.com/office/word/2015/wordml/symex" xmlns:wpg="http://schemas.microsoft.com/office/word/2010/wordprocessingGroup" xmlns:wpi="http://schemas.microsoft.com/office/word/2010/wordprocessingInk" xmlns:wne="http://schemas.microsoft.com/office/word/2006/wordml" xmlns:wps="http://schemas.microsoft.com/office/word/2010/wordprocessingShape" mc:Ignorable="w14 w15 w16se w16cid w16 w16cex w16sdtdh w16sdtfl w16du wp14">
+<w:document xmlns:wpc="http://schemas.microsoft.com/office/word/2010/wordprocessingCanvas" xmlns:cx="http://schemas.microsoft.com/office/drawing/2014/chartex" xmlns:cx1="http://schemas.microsoft.com/office/drawing/2015/9/8/chartex" xmlns:cx2="http://schemas.microsoft.com/office/drawing/2015/10/21/chartex" xmlns:cx3="http://schemas.microsoft.com/office/drawing/2016/5/9/chartex" xmlns:cx4="http://schemas.microsoft.com/office/drawing/2016/5/10/chartex" xmlns:cx5="http://schemas.microsoft.com/office/drawing/2016/5/11/chartex" xmlns:cx6="http://schemas.microsoft.com/office/drawing/2016/5/12/chartex" xmlns:cx7="http://schemas.microsoft.com/office/drawing/2016/5/13/chartex" xmlns:cx8="http://schemas.microsoft.com/office/drawing/2016/5/14/chartex" xmlns:mc="http://schemas.openxmlformats.org/markup-compatibility/2006" xmlns:aink="http://schemas.microsoft.com/office/drawing/2016/ink" xmlns:am3d="http://schemas.microsoft.com/office/drawing/2017/model3d" xmlns:o="urn:schemas-microsoft-com:office:office" xmlns:r="http://schemas.openxmlformats.org/officeDocument/2006/relationships" xmlns:m="http://schemas.openxmlformats.org/officeDocument/2006/math" xmlns:v="urn:schemas-microsoft-com:vml" xmlns:wp14="http://schemas.microsoft.com/office/word/2010/wordprocessingDrawing" xmlns:wp="http://schemas.openxmlformats.org/drawingml/2006/wordprocessingDrawing" xmlns:w10="urn:schemas-microsoft-com:office:word" xmlns:w="http://schemas.openxmlformats.org/wordprocessingml/2006/main" xmlns:w14="http://schemas.microsoft.com/office/word/2010/wordml" xmlns:w15="http://schemas.microsoft.com/office/word/2012/wordml" xmlns:w16cid="http://schemas.microsoft.com/office/word/2016/wordml/cid" xmlns:w16se="http://schemas.microsoft.com/office/word/2015/wordml/symex" xmlns:wpg="http://schemas.microsoft.com/office/word/2010/wordprocessingGroup" xmlns:wpi="http://schemas.microsoft.com/office/word/2010/wordprocessingInk" xmlns:wne="http://schemas.microsoft.com/office/word/2006/wordml" xmlns:wps="http://schemas.microsoft.com/office/word/2010/wordprocessingShape" mc:Ignorable="w14 w15 w16se w16cid wp14">
   <w:body>
     <w:tbl>
       <w:tblPr>
@@ -15,11 +15,11 @@
         <w:tblLook w:val="04A0" w:firstRow="1" w:lastRow="0" w:firstColumn="1" w:lastColumn="0" w:noHBand="0" w:noVBand="1"/>
       </w:tblPr>
       <w:tblGrid>
-        <w:gridCol w:w="2741"/>
-        <w:gridCol w:w="1172"/>
-        <w:gridCol w:w="2137"/>
-        <w:gridCol w:w="4761"/>
-        <w:gridCol w:w="3968"/>
+        <w:gridCol w:w="2580"/>
+        <w:gridCol w:w="1106"/>
+        <w:gridCol w:w="690"/>
+        <w:gridCol w:w="4897"/>
+        <w:gridCol w:w="5506"/>
       </w:tblGrid>
       <w:tr>
         <w:tc>
@@ -38,7 +38,6 @@
               <w:bottom w:w="105" w:type="dxa"/>
               <w:right w:w="150" w:type="dxa"/>
             </w:tcMar>
-            <w:hideMark/>
           </w:tcPr>
           <w:p>
             <w:pPr>
@@ -47,13 +46,34 @@
                 <w:bCs/>
               </w:rPr>
             </w:pPr>
-            <w:r>
+            <w:bookmarkStart w:id="0" w:name="_GoBack"/>
+            <w:bookmarkEnd w:id="0"/>
+          </w:p>
+        </w:tc>
+        <w:tc>
+          <w:tcPr>
+            <w:tcW w:w="0" w:type="auto"/>
+            <w:tcBorders>
+              <w:top w:val="single" w:sz="6" w:space="0" w:color="auto"/>
+              <w:left w:val="single" w:sz="6" w:space="0" w:color="auto"/>
+              <w:bottom w:val="single" w:sz="6" w:space="0" w:color="auto"/>
+              <w:right w:val="single" w:sz="6" w:space="0" w:color="auto"/>
+            </w:tcBorders>
+            <w:shd w:val="clear" w:color="auto" w:fill="2C333A"/>
+            <w:tcMar>
+              <w:top w:w="105" w:type="dxa"/>
+              <w:left w:w="150" w:type="dxa"/>
+              <w:bottom w:w="105" w:type="dxa"/>
+              <w:right w:w="150" w:type="dxa"/>
+            </w:tcMar>
+          </w:tcPr>
+          <w:p>
+            <w:pPr>
               <w:rPr>
                 <w:b/>
                 <w:bCs/>
               </w:rPr>
-              <w:t>Атрибут</w:t>
-            </w:r>
+            </w:pPr>
           </w:p>
         </w:tc>
         <w:tc>
@@ -72,7 +92,6 @@
               <w:bottom w:w="105" w:type="dxa"/>
               <w:right w:w="150" w:type="dxa"/>
             </w:tcMar>
-            <w:hideMark/>
           </w:tcPr>
           <w:p>
             <w:pPr>
@@ -81,13 +100,32 @@
                 <w:bCs/>
               </w:rPr>
             </w:pPr>
-            <w:r>
+          </w:p>
+        </w:tc>
+        <w:tc>
+          <w:tcPr>
+            <w:tcW w:w="0" w:type="auto"/>
+            <w:tcBorders>
+              <w:top w:val="single" w:sz="6" w:space="0" w:color="auto"/>
+              <w:left w:val="single" w:sz="6" w:space="0" w:color="auto"/>
+              <w:bottom w:val="single" w:sz="6" w:space="0" w:color="auto"/>
+              <w:right w:val="single" w:sz="6" w:space="0" w:color="auto"/>
+            </w:tcBorders>
+            <w:shd w:val="clear" w:color="auto" w:fill="2C333A"/>
+            <w:tcMar>
+              <w:top w:w="105" w:type="dxa"/>
+              <w:left w:w="150" w:type="dxa"/>
+              <w:bottom w:w="105" w:type="dxa"/>
+              <w:right w:w="150" w:type="dxa"/>
+            </w:tcMar>
+          </w:tcPr>
+          <w:p>
+            <w:pPr>
               <w:rPr>
                 <w:b/>
                 <w:bCs/>
               </w:rPr>
-              <w:t>Тип данных</w:t>
-            </w:r>
+            </w:pPr>
           </w:p>
         </w:tc>
         <w:tc>
@@ -106,7 +144,6 @@
               <w:bottom w:w="105" w:type="dxa"/>
               <w:right w:w="150" w:type="dxa"/>
             </w:tcMar>
-            <w:hideMark/>
           </w:tcPr>
           <w:p>
             <w:pPr>
@@ -115,81 +152,6 @@
                 <w:bCs/>
               </w:rPr>
             </w:pPr>
-            <w:r>
-              <w:rPr>
-                <w:b/>
-                <w:bCs/>
-              </w:rPr>
-              <w:t>Обязательность</w:t>
-            </w:r>
-          </w:p>
-        </w:tc>
-        <w:tc>
-          <w:tcPr>
-            <w:tcW w:w="0" w:type="auto"/>
-            <w:tcBorders>
-              <w:top w:val="single" w:sz="6" w:space="0" w:color="auto"/>
-              <w:left w:val="single" w:sz="6" w:space="0" w:color="auto"/>
-              <w:bottom w:val="single" w:sz="6" w:space="0" w:color="auto"/>
-              <w:right w:val="single" w:sz="6" w:space="0" w:color="auto"/>
-            </w:tcBorders>
-            <w:shd w:val="clear" w:color="auto" w:fill="2C333A"/>
-            <w:tcMar>
-              <w:top w:w="105" w:type="dxa"/>
-              <w:left w:w="150" w:type="dxa"/>
-              <w:bottom w:w="105" w:type="dxa"/>
-              <w:right w:w="150" w:type="dxa"/>
-            </w:tcMar>
-            <w:hideMark/>
-          </w:tcPr>
-          <w:p>
-            <w:pPr>
-              <w:rPr>
-                <w:b/>
-                <w:bCs/>
-              </w:rPr>
-            </w:pPr>
-            <w:r>
-              <w:rPr>
-                <w:b/>
-                <w:bCs/>
-              </w:rPr>
-              <w:t>Поле в БД или ином источнике</w:t>
-            </w:r>
-          </w:p>
-        </w:tc>
-        <w:tc>
-          <w:tcPr>
-            <w:tcW w:w="0" w:type="auto"/>
-            <w:tcBorders>
-              <w:top w:val="single" w:sz="6" w:space="0" w:color="auto"/>
-              <w:left w:val="single" w:sz="6" w:space="0" w:color="auto"/>
-              <w:bottom w:val="single" w:sz="6" w:space="0" w:color="auto"/>
-              <w:right w:val="single" w:sz="6" w:space="0" w:color="auto"/>
-            </w:tcBorders>
-            <w:shd w:val="clear" w:color="auto" w:fill="2C333A"/>
-            <w:tcMar>
-              <w:top w:w="105" w:type="dxa"/>
-              <w:left w:w="150" w:type="dxa"/>
-              <w:bottom w:w="105" w:type="dxa"/>
-              <w:right w:w="150" w:type="dxa"/>
-            </w:tcMar>
-            <w:hideMark/>
-          </w:tcPr>
-          <w:p>
-            <w:pPr>
-              <w:rPr>
-                <w:b/>
-                <w:bCs/>
-              </w:rPr>
-            </w:pPr>
-            <w:r>
-              <w:rPr>
-                <w:b/>
-                <w:bCs/>
-              </w:rPr>
-              <w:t>Описание</w:t>
-            </w:r>
           </w:p>
         </w:tc>
       </w:tr>
@@ -210,111 +172,84 @@
               <w:bottom w:w="105" w:type="dxa"/>
               <w:right w:w="150" w:type="dxa"/>
             </w:tcMar>
-            <w:hideMark/>
-          </w:tcPr>
-          <w:p>
-            <w:proofErr w:type="spellStart"/>
-            <w:r>
-              <w:t>jsonrpc</w:t>
-            </w:r>
-            <w:proofErr w:type="spellEnd"/>
-          </w:p>
-        </w:tc>
-        <w:tc>
-          <w:tcPr>
-            <w:tcW w:w="0" w:type="auto"/>
-            <w:tcBorders>
-              <w:top w:val="single" w:sz="6" w:space="0" w:color="auto"/>
-              <w:left w:val="single" w:sz="6" w:space="0" w:color="auto"/>
-              <w:bottom w:val="single" w:sz="6" w:space="0" w:color="auto"/>
-              <w:right w:val="single" w:sz="6" w:space="0" w:color="auto"/>
-            </w:tcBorders>
-            <w:shd w:val="clear" w:color="auto" w:fill="1D2125"/>
-            <w:tcMar>
-              <w:top w:w="105" w:type="dxa"/>
-              <w:left w:w="150" w:type="dxa"/>
-              <w:bottom w:w="105" w:type="dxa"/>
-              <w:right w:w="150" w:type="dxa"/>
-            </w:tcMar>
-            <w:hideMark/>
-          </w:tcPr>
-          <w:p>
-            <w:r>
-              <w:t>Строка</w:t>
-            </w:r>
-          </w:p>
-        </w:tc>
-        <w:tc>
-          <w:tcPr>
-            <w:tcW w:w="0" w:type="auto"/>
-            <w:tcBorders>
-              <w:top w:val="single" w:sz="6" w:space="0" w:color="auto"/>
-              <w:left w:val="single" w:sz="6" w:space="0" w:color="auto"/>
-              <w:bottom w:val="single" w:sz="6" w:space="0" w:color="auto"/>
-              <w:right w:val="single" w:sz="6" w:space="0" w:color="auto"/>
-            </w:tcBorders>
-            <w:shd w:val="clear" w:color="auto" w:fill="1D2125"/>
-            <w:tcMar>
-              <w:top w:w="105" w:type="dxa"/>
-              <w:left w:w="150" w:type="dxa"/>
-              <w:bottom w:w="105" w:type="dxa"/>
-              <w:right w:w="150" w:type="dxa"/>
-            </w:tcMar>
-            <w:hideMark/>
-          </w:tcPr>
-          <w:p>
-            <w:r>
-              <w:t>Да</w:t>
-            </w:r>
-          </w:p>
-        </w:tc>
-        <w:tc>
-          <w:tcPr>
-            <w:tcW w:w="0" w:type="auto"/>
-            <w:tcBorders>
-              <w:top w:val="single" w:sz="6" w:space="0" w:color="auto"/>
-              <w:left w:val="single" w:sz="6" w:space="0" w:color="auto"/>
-              <w:bottom w:val="single" w:sz="6" w:space="0" w:color="auto"/>
-              <w:right w:val="single" w:sz="6" w:space="0" w:color="auto"/>
-            </w:tcBorders>
-            <w:shd w:val="clear" w:color="auto" w:fill="1D2125"/>
-            <w:tcMar>
-              <w:top w:w="105" w:type="dxa"/>
-              <w:left w:w="150" w:type="dxa"/>
-              <w:bottom w:w="105" w:type="dxa"/>
-              <w:right w:w="150" w:type="dxa"/>
-            </w:tcMar>
-            <w:hideMark/>
-          </w:tcPr>
-          <w:p>
-            <w:r>
-              <w:t>-</w:t>
-            </w:r>
-          </w:p>
-        </w:tc>
-        <w:tc>
-          <w:tcPr>
-            <w:tcW w:w="0" w:type="auto"/>
-            <w:tcBorders>
-              <w:top w:val="single" w:sz="6" w:space="0" w:color="auto"/>
-              <w:left w:val="single" w:sz="6" w:space="0" w:color="auto"/>
-              <w:bottom w:val="single" w:sz="6" w:space="0" w:color="auto"/>
-              <w:right w:val="single" w:sz="6" w:space="0" w:color="auto"/>
-            </w:tcBorders>
-            <w:shd w:val="clear" w:color="auto" w:fill="1D2125"/>
-            <w:tcMar>
-              <w:top w:w="105" w:type="dxa"/>
-              <w:left w:w="150" w:type="dxa"/>
-              <w:bottom w:w="105" w:type="dxa"/>
-              <w:right w:w="150" w:type="dxa"/>
-            </w:tcMar>
-            <w:hideMark/>
-          </w:tcPr>
-          <w:p>
-            <w:r>
-              <w:t>Константа для всех методов. значение "2.0"</w:t>
-            </w:r>
-          </w:p>
+          </w:tcPr>
+          <w:p/>
+        </w:tc>
+        <w:tc>
+          <w:tcPr>
+            <w:tcW w:w="0" w:type="auto"/>
+            <w:tcBorders>
+              <w:top w:val="single" w:sz="6" w:space="0" w:color="auto"/>
+              <w:left w:val="single" w:sz="6" w:space="0" w:color="auto"/>
+              <w:bottom w:val="single" w:sz="6" w:space="0" w:color="auto"/>
+              <w:right w:val="single" w:sz="6" w:space="0" w:color="auto"/>
+            </w:tcBorders>
+            <w:shd w:val="clear" w:color="auto" w:fill="1D2125"/>
+            <w:tcMar>
+              <w:top w:w="105" w:type="dxa"/>
+              <w:left w:w="150" w:type="dxa"/>
+              <w:bottom w:w="105" w:type="dxa"/>
+              <w:right w:w="150" w:type="dxa"/>
+            </w:tcMar>
+          </w:tcPr>
+          <w:p/>
+        </w:tc>
+        <w:tc>
+          <w:tcPr>
+            <w:tcW w:w="0" w:type="auto"/>
+            <w:tcBorders>
+              <w:top w:val="single" w:sz="6" w:space="0" w:color="auto"/>
+              <w:left w:val="single" w:sz="6" w:space="0" w:color="auto"/>
+              <w:bottom w:val="single" w:sz="6" w:space="0" w:color="auto"/>
+              <w:right w:val="single" w:sz="6" w:space="0" w:color="auto"/>
+            </w:tcBorders>
+            <w:shd w:val="clear" w:color="auto" w:fill="1D2125"/>
+            <w:tcMar>
+              <w:top w:w="105" w:type="dxa"/>
+              <w:left w:w="150" w:type="dxa"/>
+              <w:bottom w:w="105" w:type="dxa"/>
+              <w:right w:w="150" w:type="dxa"/>
+            </w:tcMar>
+          </w:tcPr>
+          <w:p/>
+        </w:tc>
+        <w:tc>
+          <w:tcPr>
+            <w:tcW w:w="0" w:type="auto"/>
+            <w:tcBorders>
+              <w:top w:val="single" w:sz="6" w:space="0" w:color="auto"/>
+              <w:left w:val="single" w:sz="6" w:space="0" w:color="auto"/>
+              <w:bottom w:val="single" w:sz="6" w:space="0" w:color="auto"/>
+              <w:right w:val="single" w:sz="6" w:space="0" w:color="auto"/>
+            </w:tcBorders>
+            <w:shd w:val="clear" w:color="auto" w:fill="1D2125"/>
+            <w:tcMar>
+              <w:top w:w="105" w:type="dxa"/>
+              <w:left w:w="150" w:type="dxa"/>
+              <w:bottom w:w="105" w:type="dxa"/>
+              <w:right w:w="150" w:type="dxa"/>
+            </w:tcMar>
+          </w:tcPr>
+          <w:p/>
+        </w:tc>
+        <w:tc>
+          <w:tcPr>
+            <w:tcW w:w="0" w:type="auto"/>
+            <w:tcBorders>
+              <w:top w:val="single" w:sz="6" w:space="0" w:color="auto"/>
+              <w:left w:val="single" w:sz="6" w:space="0" w:color="auto"/>
+              <w:bottom w:val="single" w:sz="6" w:space="0" w:color="auto"/>
+              <w:right w:val="single" w:sz="6" w:space="0" w:color="auto"/>
+            </w:tcBorders>
+            <w:shd w:val="clear" w:color="auto" w:fill="1D2125"/>
+            <w:tcMar>
+              <w:top w:w="105" w:type="dxa"/>
+              <w:left w:w="150" w:type="dxa"/>
+              <w:bottom w:w="105" w:type="dxa"/>
+              <w:right w:w="150" w:type="dxa"/>
+            </w:tcMar>
+          </w:tcPr>
+          <w:p/>
         </w:tc>
       </w:tr>
       <w:tr>
@@ -334,111 +269,84 @@
               <w:bottom w:w="105" w:type="dxa"/>
               <w:right w:w="150" w:type="dxa"/>
             </w:tcMar>
-            <w:hideMark/>
-          </w:tcPr>
-          <w:p>
-            <w:proofErr w:type="spellStart"/>
-            <w:r>
-              <w:t>method</w:t>
-            </w:r>
-            <w:proofErr w:type="spellEnd"/>
-          </w:p>
-        </w:tc>
-        <w:tc>
-          <w:tcPr>
-            <w:tcW w:w="0" w:type="auto"/>
-            <w:tcBorders>
-              <w:top w:val="single" w:sz="6" w:space="0" w:color="auto"/>
-              <w:left w:val="single" w:sz="6" w:space="0" w:color="auto"/>
-              <w:bottom w:val="single" w:sz="6" w:space="0" w:color="auto"/>
-              <w:right w:val="single" w:sz="6" w:space="0" w:color="auto"/>
-            </w:tcBorders>
-            <w:shd w:val="clear" w:color="auto" w:fill="1D2125"/>
-            <w:tcMar>
-              <w:top w:w="105" w:type="dxa"/>
-              <w:left w:w="150" w:type="dxa"/>
-              <w:bottom w:w="105" w:type="dxa"/>
-              <w:right w:w="150" w:type="dxa"/>
-            </w:tcMar>
-            <w:hideMark/>
-          </w:tcPr>
-          <w:p>
-            <w:r>
-              <w:t>Строка</w:t>
-            </w:r>
-          </w:p>
-        </w:tc>
-        <w:tc>
-          <w:tcPr>
-            <w:tcW w:w="0" w:type="auto"/>
-            <w:tcBorders>
-              <w:top w:val="single" w:sz="6" w:space="0" w:color="auto"/>
-              <w:left w:val="single" w:sz="6" w:space="0" w:color="auto"/>
-              <w:bottom w:val="single" w:sz="6" w:space="0" w:color="auto"/>
-              <w:right w:val="single" w:sz="6" w:space="0" w:color="auto"/>
-            </w:tcBorders>
-            <w:shd w:val="clear" w:color="auto" w:fill="1D2125"/>
-            <w:tcMar>
-              <w:top w:w="105" w:type="dxa"/>
-              <w:left w:w="150" w:type="dxa"/>
-              <w:bottom w:w="105" w:type="dxa"/>
-              <w:right w:w="150" w:type="dxa"/>
-            </w:tcMar>
-            <w:hideMark/>
-          </w:tcPr>
-          <w:p>
-            <w:r>
-              <w:t>Да</w:t>
-            </w:r>
-          </w:p>
-        </w:tc>
-        <w:tc>
-          <w:tcPr>
-            <w:tcW w:w="0" w:type="auto"/>
-            <w:tcBorders>
-              <w:top w:val="single" w:sz="6" w:space="0" w:color="auto"/>
-              <w:left w:val="single" w:sz="6" w:space="0" w:color="auto"/>
-              <w:bottom w:val="single" w:sz="6" w:space="0" w:color="auto"/>
-              <w:right w:val="single" w:sz="6" w:space="0" w:color="auto"/>
-            </w:tcBorders>
-            <w:shd w:val="clear" w:color="auto" w:fill="1D2125"/>
-            <w:tcMar>
-              <w:top w:w="105" w:type="dxa"/>
-              <w:left w:w="150" w:type="dxa"/>
-              <w:bottom w:w="105" w:type="dxa"/>
-              <w:right w:w="150" w:type="dxa"/>
-            </w:tcMar>
-            <w:hideMark/>
-          </w:tcPr>
-          <w:p>
-            <w:r>
-              <w:t>-</w:t>
-            </w:r>
-          </w:p>
-        </w:tc>
-        <w:tc>
-          <w:tcPr>
-            <w:tcW w:w="0" w:type="auto"/>
-            <w:tcBorders>
-              <w:top w:val="single" w:sz="6" w:space="0" w:color="auto"/>
-              <w:left w:val="single" w:sz="6" w:space="0" w:color="auto"/>
-              <w:bottom w:val="single" w:sz="6" w:space="0" w:color="auto"/>
-              <w:right w:val="single" w:sz="6" w:space="0" w:color="auto"/>
-            </w:tcBorders>
-            <w:shd w:val="clear" w:color="auto" w:fill="1D2125"/>
-            <w:tcMar>
-              <w:top w:w="105" w:type="dxa"/>
-              <w:left w:w="150" w:type="dxa"/>
-              <w:bottom w:w="105" w:type="dxa"/>
-              <w:right w:w="150" w:type="dxa"/>
-            </w:tcMar>
-            <w:hideMark/>
-          </w:tcPr>
-          <w:p>
-            <w:r>
-              <w:t>Название метода клиента, к которому обращается АС РВП</w:t>
-            </w:r>
-          </w:p>
+          </w:tcPr>
+          <w:p/>
+        </w:tc>
+        <w:tc>
+          <w:tcPr>
+            <w:tcW w:w="0" w:type="auto"/>
+            <w:tcBorders>
+              <w:top w:val="single" w:sz="6" w:space="0" w:color="auto"/>
+              <w:left w:val="single" w:sz="6" w:space="0" w:color="auto"/>
+              <w:bottom w:val="single" w:sz="6" w:space="0" w:color="auto"/>
+              <w:right w:val="single" w:sz="6" w:space="0" w:color="auto"/>
+            </w:tcBorders>
+            <w:shd w:val="clear" w:color="auto" w:fill="1D2125"/>
+            <w:tcMar>
+              <w:top w:w="105" w:type="dxa"/>
+              <w:left w:w="150" w:type="dxa"/>
+              <w:bottom w:w="105" w:type="dxa"/>
+              <w:right w:w="150" w:type="dxa"/>
+            </w:tcMar>
+          </w:tcPr>
+          <w:p/>
+        </w:tc>
+        <w:tc>
+          <w:tcPr>
+            <w:tcW w:w="0" w:type="auto"/>
+            <w:tcBorders>
+              <w:top w:val="single" w:sz="6" w:space="0" w:color="auto"/>
+              <w:left w:val="single" w:sz="6" w:space="0" w:color="auto"/>
+              <w:bottom w:val="single" w:sz="6" w:space="0" w:color="auto"/>
+              <w:right w:val="single" w:sz="6" w:space="0" w:color="auto"/>
+            </w:tcBorders>
+            <w:shd w:val="clear" w:color="auto" w:fill="1D2125"/>
+            <w:tcMar>
+              <w:top w:w="105" w:type="dxa"/>
+              <w:left w:w="150" w:type="dxa"/>
+              <w:bottom w:w="105" w:type="dxa"/>
+              <w:right w:w="150" w:type="dxa"/>
+            </w:tcMar>
+          </w:tcPr>
+          <w:p/>
+        </w:tc>
+        <w:tc>
+          <w:tcPr>
+            <w:tcW w:w="0" w:type="auto"/>
+            <w:tcBorders>
+              <w:top w:val="single" w:sz="6" w:space="0" w:color="auto"/>
+              <w:left w:val="single" w:sz="6" w:space="0" w:color="auto"/>
+              <w:bottom w:val="single" w:sz="6" w:space="0" w:color="auto"/>
+              <w:right w:val="single" w:sz="6" w:space="0" w:color="auto"/>
+            </w:tcBorders>
+            <w:shd w:val="clear" w:color="auto" w:fill="1D2125"/>
+            <w:tcMar>
+              <w:top w:w="105" w:type="dxa"/>
+              <w:left w:w="150" w:type="dxa"/>
+              <w:bottom w:w="105" w:type="dxa"/>
+              <w:right w:w="150" w:type="dxa"/>
+            </w:tcMar>
+          </w:tcPr>
+          <w:p/>
+        </w:tc>
+        <w:tc>
+          <w:tcPr>
+            <w:tcW w:w="0" w:type="auto"/>
+            <w:tcBorders>
+              <w:top w:val="single" w:sz="6" w:space="0" w:color="auto"/>
+              <w:left w:val="single" w:sz="6" w:space="0" w:color="auto"/>
+              <w:bottom w:val="single" w:sz="6" w:space="0" w:color="auto"/>
+              <w:right w:val="single" w:sz="6" w:space="0" w:color="auto"/>
+            </w:tcBorders>
+            <w:shd w:val="clear" w:color="auto" w:fill="1D2125"/>
+            <w:tcMar>
+              <w:top w:w="105" w:type="dxa"/>
+              <w:left w:w="150" w:type="dxa"/>
+              <w:bottom w:w="105" w:type="dxa"/>
+              <w:right w:w="150" w:type="dxa"/>
+            </w:tcMar>
+          </w:tcPr>
+          <w:p/>
         </w:tc>
       </w:tr>
       <w:tr>
@@ -458,119 +366,84 @@
               <w:bottom w:w="105" w:type="dxa"/>
               <w:right w:w="150" w:type="dxa"/>
             </w:tcMar>
-            <w:hideMark/>
-          </w:tcPr>
-          <w:p>
-            <w:proofErr w:type="spellStart"/>
-            <w:r>
-              <w:t>id</w:t>
-            </w:r>
-            <w:proofErr w:type="spellEnd"/>
-          </w:p>
-        </w:tc>
-        <w:tc>
-          <w:tcPr>
-            <w:tcW w:w="0" w:type="auto"/>
-            <w:tcBorders>
-              <w:top w:val="single" w:sz="6" w:space="0" w:color="auto"/>
-              <w:left w:val="single" w:sz="6" w:space="0" w:color="auto"/>
-              <w:bottom w:val="single" w:sz="6" w:space="0" w:color="auto"/>
-              <w:right w:val="single" w:sz="6" w:space="0" w:color="auto"/>
-            </w:tcBorders>
-            <w:shd w:val="clear" w:color="auto" w:fill="1D2125"/>
-            <w:tcMar>
-              <w:top w:w="105" w:type="dxa"/>
-              <w:left w:w="150" w:type="dxa"/>
-              <w:bottom w:w="105" w:type="dxa"/>
-              <w:right w:w="150" w:type="dxa"/>
-            </w:tcMar>
-            <w:hideMark/>
-          </w:tcPr>
-          <w:p>
-            <w:r>
-              <w:t>Целое Число</w:t>
-            </w:r>
-          </w:p>
-        </w:tc>
-        <w:tc>
-          <w:tcPr>
-            <w:tcW w:w="0" w:type="auto"/>
-            <w:tcBorders>
-              <w:top w:val="single" w:sz="6" w:space="0" w:color="auto"/>
-              <w:left w:val="single" w:sz="6" w:space="0" w:color="auto"/>
-              <w:bottom w:val="single" w:sz="6" w:space="0" w:color="auto"/>
-              <w:right w:val="single" w:sz="6" w:space="0" w:color="auto"/>
-            </w:tcBorders>
-            <w:shd w:val="clear" w:color="auto" w:fill="1D2125"/>
-            <w:tcMar>
-              <w:top w:w="105" w:type="dxa"/>
-              <w:left w:w="150" w:type="dxa"/>
-              <w:bottom w:w="105" w:type="dxa"/>
-              <w:right w:w="150" w:type="dxa"/>
-            </w:tcMar>
-            <w:hideMark/>
-          </w:tcPr>
-          <w:p>
-            <w:r>
-              <w:t>Да</w:t>
-            </w:r>
-          </w:p>
-        </w:tc>
-        <w:tc>
-          <w:tcPr>
-            <w:tcW w:w="0" w:type="auto"/>
-            <w:tcBorders>
-              <w:top w:val="single" w:sz="6" w:space="0" w:color="auto"/>
-              <w:left w:val="single" w:sz="6" w:space="0" w:color="auto"/>
-              <w:bottom w:val="single" w:sz="6" w:space="0" w:color="auto"/>
-              <w:right w:val="single" w:sz="6" w:space="0" w:color="auto"/>
-            </w:tcBorders>
-            <w:shd w:val="clear" w:color="auto" w:fill="1D2125"/>
-            <w:tcMar>
-              <w:top w:w="105" w:type="dxa"/>
-              <w:left w:w="150" w:type="dxa"/>
-              <w:bottom w:w="105" w:type="dxa"/>
-              <w:right w:w="150" w:type="dxa"/>
-            </w:tcMar>
-            <w:hideMark/>
-          </w:tcPr>
-          <w:p>
-            <w:r>
-              <w:t>-</w:t>
-            </w:r>
-          </w:p>
-        </w:tc>
-        <w:tc>
-          <w:tcPr>
-            <w:tcW w:w="0" w:type="auto"/>
-            <w:tcBorders>
-              <w:top w:val="single" w:sz="6" w:space="0" w:color="auto"/>
-              <w:left w:val="single" w:sz="6" w:space="0" w:color="auto"/>
-              <w:bottom w:val="single" w:sz="6" w:space="0" w:color="auto"/>
-              <w:right w:val="single" w:sz="6" w:space="0" w:color="auto"/>
-            </w:tcBorders>
-            <w:shd w:val="clear" w:color="auto" w:fill="1D2125"/>
-            <w:tcMar>
-              <w:top w:w="105" w:type="dxa"/>
-              <w:left w:w="150" w:type="dxa"/>
-              <w:bottom w:w="105" w:type="dxa"/>
-              <w:right w:w="150" w:type="dxa"/>
-            </w:tcMar>
-            <w:hideMark/>
-          </w:tcPr>
-          <w:p>
-            <w:r>
-              <w:t xml:space="preserve">Уникальный </w:t>
-            </w:r>
-            <w:proofErr w:type="spellStart"/>
-            <w:r>
-              <w:t>Id</w:t>
-            </w:r>
-            <w:proofErr w:type="spellEnd"/>
-            <w:r>
-              <w:t>, меняется от запроса к запросу</w:t>
-            </w:r>
-          </w:p>
+          </w:tcPr>
+          <w:p/>
+        </w:tc>
+        <w:tc>
+          <w:tcPr>
+            <w:tcW w:w="0" w:type="auto"/>
+            <w:tcBorders>
+              <w:top w:val="single" w:sz="6" w:space="0" w:color="auto"/>
+              <w:left w:val="single" w:sz="6" w:space="0" w:color="auto"/>
+              <w:bottom w:val="single" w:sz="6" w:space="0" w:color="auto"/>
+              <w:right w:val="single" w:sz="6" w:space="0" w:color="auto"/>
+            </w:tcBorders>
+            <w:shd w:val="clear" w:color="auto" w:fill="1D2125"/>
+            <w:tcMar>
+              <w:top w:w="105" w:type="dxa"/>
+              <w:left w:w="150" w:type="dxa"/>
+              <w:bottom w:w="105" w:type="dxa"/>
+              <w:right w:w="150" w:type="dxa"/>
+            </w:tcMar>
+          </w:tcPr>
+          <w:p/>
+        </w:tc>
+        <w:tc>
+          <w:tcPr>
+            <w:tcW w:w="0" w:type="auto"/>
+            <w:tcBorders>
+              <w:top w:val="single" w:sz="6" w:space="0" w:color="auto"/>
+              <w:left w:val="single" w:sz="6" w:space="0" w:color="auto"/>
+              <w:bottom w:val="single" w:sz="6" w:space="0" w:color="auto"/>
+              <w:right w:val="single" w:sz="6" w:space="0" w:color="auto"/>
+            </w:tcBorders>
+            <w:shd w:val="clear" w:color="auto" w:fill="1D2125"/>
+            <w:tcMar>
+              <w:top w:w="105" w:type="dxa"/>
+              <w:left w:w="150" w:type="dxa"/>
+              <w:bottom w:w="105" w:type="dxa"/>
+              <w:right w:w="150" w:type="dxa"/>
+            </w:tcMar>
+          </w:tcPr>
+          <w:p/>
+        </w:tc>
+        <w:tc>
+          <w:tcPr>
+            <w:tcW w:w="0" w:type="auto"/>
+            <w:tcBorders>
+              <w:top w:val="single" w:sz="6" w:space="0" w:color="auto"/>
+              <w:left w:val="single" w:sz="6" w:space="0" w:color="auto"/>
+              <w:bottom w:val="single" w:sz="6" w:space="0" w:color="auto"/>
+              <w:right w:val="single" w:sz="6" w:space="0" w:color="auto"/>
+            </w:tcBorders>
+            <w:shd w:val="clear" w:color="auto" w:fill="1D2125"/>
+            <w:tcMar>
+              <w:top w:w="105" w:type="dxa"/>
+              <w:left w:w="150" w:type="dxa"/>
+              <w:bottom w:w="105" w:type="dxa"/>
+              <w:right w:w="150" w:type="dxa"/>
+            </w:tcMar>
+          </w:tcPr>
+          <w:p/>
+        </w:tc>
+        <w:tc>
+          <w:tcPr>
+            <w:tcW w:w="0" w:type="auto"/>
+            <w:tcBorders>
+              <w:top w:val="single" w:sz="6" w:space="0" w:color="auto"/>
+              <w:left w:val="single" w:sz="6" w:space="0" w:color="auto"/>
+              <w:bottom w:val="single" w:sz="6" w:space="0" w:color="auto"/>
+              <w:right w:val="single" w:sz="6" w:space="0" w:color="auto"/>
+            </w:tcBorders>
+            <w:shd w:val="clear" w:color="auto" w:fill="1D2125"/>
+            <w:tcMar>
+              <w:top w:w="105" w:type="dxa"/>
+              <w:left w:w="150" w:type="dxa"/>
+              <w:bottom w:w="105" w:type="dxa"/>
+              <w:right w:w="150" w:type="dxa"/>
+            </w:tcMar>
+          </w:tcPr>
+          <w:p/>
         </w:tc>
       </w:tr>
       <w:tr>
@@ -590,111 +463,84 @@
               <w:bottom w:w="105" w:type="dxa"/>
               <w:right w:w="150" w:type="dxa"/>
             </w:tcMar>
-            <w:hideMark/>
-          </w:tcPr>
-          <w:p>
-            <w:proofErr w:type="spellStart"/>
-            <w:r>
-              <w:t>params</w:t>
-            </w:r>
-            <w:proofErr w:type="spellEnd"/>
-          </w:p>
-        </w:tc>
-        <w:tc>
-          <w:tcPr>
-            <w:tcW w:w="0" w:type="auto"/>
-            <w:tcBorders>
-              <w:top w:val="single" w:sz="6" w:space="0" w:color="auto"/>
-              <w:left w:val="single" w:sz="6" w:space="0" w:color="auto"/>
-              <w:bottom w:val="single" w:sz="6" w:space="0" w:color="auto"/>
-              <w:right w:val="single" w:sz="6" w:space="0" w:color="auto"/>
-            </w:tcBorders>
-            <w:shd w:val="clear" w:color="auto" w:fill="1D2125"/>
-            <w:tcMar>
-              <w:top w:w="105" w:type="dxa"/>
-              <w:left w:w="150" w:type="dxa"/>
-              <w:bottom w:w="105" w:type="dxa"/>
-              <w:right w:w="150" w:type="dxa"/>
-            </w:tcMar>
-            <w:hideMark/>
-          </w:tcPr>
-          <w:p>
-            <w:r>
-              <w:t>Массив</w:t>
-            </w:r>
-          </w:p>
-        </w:tc>
-        <w:tc>
-          <w:tcPr>
-            <w:tcW w:w="0" w:type="auto"/>
-            <w:tcBorders>
-              <w:top w:val="single" w:sz="6" w:space="0" w:color="auto"/>
-              <w:left w:val="single" w:sz="6" w:space="0" w:color="auto"/>
-              <w:bottom w:val="single" w:sz="6" w:space="0" w:color="auto"/>
-              <w:right w:val="single" w:sz="6" w:space="0" w:color="auto"/>
-            </w:tcBorders>
-            <w:shd w:val="clear" w:color="auto" w:fill="1D2125"/>
-            <w:tcMar>
-              <w:top w:w="105" w:type="dxa"/>
-              <w:left w:w="150" w:type="dxa"/>
-              <w:bottom w:w="105" w:type="dxa"/>
-              <w:right w:w="150" w:type="dxa"/>
-            </w:tcMar>
-            <w:hideMark/>
-          </w:tcPr>
-          <w:p>
-            <w:r>
-              <w:t>Да</w:t>
-            </w:r>
-          </w:p>
-        </w:tc>
-        <w:tc>
-          <w:tcPr>
-            <w:tcW w:w="0" w:type="auto"/>
-            <w:tcBorders>
-              <w:top w:val="single" w:sz="6" w:space="0" w:color="auto"/>
-              <w:left w:val="single" w:sz="6" w:space="0" w:color="auto"/>
-              <w:bottom w:val="single" w:sz="6" w:space="0" w:color="auto"/>
-              <w:right w:val="single" w:sz="6" w:space="0" w:color="auto"/>
-            </w:tcBorders>
-            <w:shd w:val="clear" w:color="auto" w:fill="1D2125"/>
-            <w:tcMar>
-              <w:top w:w="105" w:type="dxa"/>
-              <w:left w:w="150" w:type="dxa"/>
-              <w:bottom w:w="105" w:type="dxa"/>
-              <w:right w:w="150" w:type="dxa"/>
-            </w:tcMar>
-            <w:hideMark/>
-          </w:tcPr>
-          <w:p>
-            <w:r>
-              <w:t>-</w:t>
-            </w:r>
-          </w:p>
-        </w:tc>
-        <w:tc>
-          <w:tcPr>
-            <w:tcW w:w="0" w:type="auto"/>
-            <w:tcBorders>
-              <w:top w:val="single" w:sz="6" w:space="0" w:color="auto"/>
-              <w:left w:val="single" w:sz="6" w:space="0" w:color="auto"/>
-              <w:bottom w:val="single" w:sz="6" w:space="0" w:color="auto"/>
-              <w:right w:val="single" w:sz="6" w:space="0" w:color="auto"/>
-            </w:tcBorders>
-            <w:shd w:val="clear" w:color="auto" w:fill="1D2125"/>
-            <w:tcMar>
-              <w:top w:w="105" w:type="dxa"/>
-              <w:left w:w="150" w:type="dxa"/>
-              <w:bottom w:w="105" w:type="dxa"/>
-              <w:right w:w="150" w:type="dxa"/>
-            </w:tcMar>
-            <w:hideMark/>
-          </w:tcPr>
-          <w:p>
-            <w:r>
-              <w:t>Параметры запроса</w:t>
-            </w:r>
-          </w:p>
+          </w:tcPr>
+          <w:p/>
+        </w:tc>
+        <w:tc>
+          <w:tcPr>
+            <w:tcW w:w="0" w:type="auto"/>
+            <w:tcBorders>
+              <w:top w:val="single" w:sz="6" w:space="0" w:color="auto"/>
+              <w:left w:val="single" w:sz="6" w:space="0" w:color="auto"/>
+              <w:bottom w:val="single" w:sz="6" w:space="0" w:color="auto"/>
+              <w:right w:val="single" w:sz="6" w:space="0" w:color="auto"/>
+            </w:tcBorders>
+            <w:shd w:val="clear" w:color="auto" w:fill="1D2125"/>
+            <w:tcMar>
+              <w:top w:w="105" w:type="dxa"/>
+              <w:left w:w="150" w:type="dxa"/>
+              <w:bottom w:w="105" w:type="dxa"/>
+              <w:right w:w="150" w:type="dxa"/>
+            </w:tcMar>
+          </w:tcPr>
+          <w:p/>
+        </w:tc>
+        <w:tc>
+          <w:tcPr>
+            <w:tcW w:w="0" w:type="auto"/>
+            <w:tcBorders>
+              <w:top w:val="single" w:sz="6" w:space="0" w:color="auto"/>
+              <w:left w:val="single" w:sz="6" w:space="0" w:color="auto"/>
+              <w:bottom w:val="single" w:sz="6" w:space="0" w:color="auto"/>
+              <w:right w:val="single" w:sz="6" w:space="0" w:color="auto"/>
+            </w:tcBorders>
+            <w:shd w:val="clear" w:color="auto" w:fill="1D2125"/>
+            <w:tcMar>
+              <w:top w:w="105" w:type="dxa"/>
+              <w:left w:w="150" w:type="dxa"/>
+              <w:bottom w:w="105" w:type="dxa"/>
+              <w:right w:w="150" w:type="dxa"/>
+            </w:tcMar>
+          </w:tcPr>
+          <w:p/>
+        </w:tc>
+        <w:tc>
+          <w:tcPr>
+            <w:tcW w:w="0" w:type="auto"/>
+            <w:tcBorders>
+              <w:top w:val="single" w:sz="6" w:space="0" w:color="auto"/>
+              <w:left w:val="single" w:sz="6" w:space="0" w:color="auto"/>
+              <w:bottom w:val="single" w:sz="6" w:space="0" w:color="auto"/>
+              <w:right w:val="single" w:sz="6" w:space="0" w:color="auto"/>
+            </w:tcBorders>
+            <w:shd w:val="clear" w:color="auto" w:fill="1D2125"/>
+            <w:tcMar>
+              <w:top w:w="105" w:type="dxa"/>
+              <w:left w:w="150" w:type="dxa"/>
+              <w:bottom w:w="105" w:type="dxa"/>
+              <w:right w:w="150" w:type="dxa"/>
+            </w:tcMar>
+          </w:tcPr>
+          <w:p/>
+        </w:tc>
+        <w:tc>
+          <w:tcPr>
+            <w:tcW w:w="0" w:type="auto"/>
+            <w:tcBorders>
+              <w:top w:val="single" w:sz="6" w:space="0" w:color="auto"/>
+              <w:left w:val="single" w:sz="6" w:space="0" w:color="auto"/>
+              <w:bottom w:val="single" w:sz="6" w:space="0" w:color="auto"/>
+              <w:right w:val="single" w:sz="6" w:space="0" w:color="auto"/>
+            </w:tcBorders>
+            <w:shd w:val="clear" w:color="auto" w:fill="1D2125"/>
+            <w:tcMar>
+              <w:top w:w="105" w:type="dxa"/>
+              <w:left w:w="150" w:type="dxa"/>
+              <w:bottom w:w="105" w:type="dxa"/>
+              <w:right w:w="150" w:type="dxa"/>
+            </w:tcMar>
+          </w:tcPr>
+          <w:p/>
         </w:tc>
       </w:tr>
       <w:tr>
@@ -714,6 +560,309 @@
               <w:bottom w:w="105" w:type="dxa"/>
               <w:right w:w="150" w:type="dxa"/>
             </w:tcMar>
+          </w:tcPr>
+          <w:p/>
+        </w:tc>
+        <w:tc>
+          <w:tcPr>
+            <w:tcW w:w="0" w:type="auto"/>
+            <w:tcBorders>
+              <w:top w:val="single" w:sz="6" w:space="0" w:color="auto"/>
+              <w:left w:val="single" w:sz="6" w:space="0" w:color="auto"/>
+              <w:bottom w:val="single" w:sz="6" w:space="0" w:color="auto"/>
+              <w:right w:val="single" w:sz="6" w:space="0" w:color="auto"/>
+            </w:tcBorders>
+            <w:shd w:val="clear" w:color="auto" w:fill="1D2125"/>
+            <w:tcMar>
+              <w:top w:w="105" w:type="dxa"/>
+              <w:left w:w="150" w:type="dxa"/>
+              <w:bottom w:w="105" w:type="dxa"/>
+              <w:right w:w="150" w:type="dxa"/>
+            </w:tcMar>
+          </w:tcPr>
+          <w:p/>
+        </w:tc>
+        <w:tc>
+          <w:tcPr>
+            <w:tcW w:w="0" w:type="auto"/>
+            <w:tcBorders>
+              <w:top w:val="single" w:sz="6" w:space="0" w:color="auto"/>
+              <w:left w:val="single" w:sz="6" w:space="0" w:color="auto"/>
+              <w:bottom w:val="single" w:sz="6" w:space="0" w:color="auto"/>
+              <w:right w:val="single" w:sz="6" w:space="0" w:color="auto"/>
+            </w:tcBorders>
+            <w:shd w:val="clear" w:color="auto" w:fill="1D2125"/>
+            <w:tcMar>
+              <w:top w:w="105" w:type="dxa"/>
+              <w:left w:w="150" w:type="dxa"/>
+              <w:bottom w:w="105" w:type="dxa"/>
+              <w:right w:w="150" w:type="dxa"/>
+            </w:tcMar>
+          </w:tcPr>
+          <w:p/>
+        </w:tc>
+        <w:tc>
+          <w:tcPr>
+            <w:tcW w:w="0" w:type="auto"/>
+            <w:tcBorders>
+              <w:top w:val="single" w:sz="6" w:space="0" w:color="auto"/>
+              <w:left w:val="single" w:sz="6" w:space="0" w:color="auto"/>
+              <w:bottom w:val="single" w:sz="6" w:space="0" w:color="auto"/>
+              <w:right w:val="single" w:sz="6" w:space="0" w:color="auto"/>
+            </w:tcBorders>
+            <w:shd w:val="clear" w:color="auto" w:fill="1D2125"/>
+            <w:tcMar>
+              <w:top w:w="105" w:type="dxa"/>
+              <w:left w:w="150" w:type="dxa"/>
+              <w:bottom w:w="105" w:type="dxa"/>
+              <w:right w:w="150" w:type="dxa"/>
+            </w:tcMar>
+          </w:tcPr>
+          <w:p/>
+        </w:tc>
+        <w:tc>
+          <w:tcPr>
+            <w:tcW w:w="0" w:type="auto"/>
+            <w:tcBorders>
+              <w:top w:val="single" w:sz="6" w:space="0" w:color="auto"/>
+              <w:left w:val="single" w:sz="6" w:space="0" w:color="auto"/>
+              <w:bottom w:val="single" w:sz="6" w:space="0" w:color="auto"/>
+              <w:right w:val="single" w:sz="6" w:space="0" w:color="auto"/>
+            </w:tcBorders>
+            <w:shd w:val="clear" w:color="auto" w:fill="1D2125"/>
+            <w:tcMar>
+              <w:top w:w="105" w:type="dxa"/>
+              <w:left w:w="150" w:type="dxa"/>
+              <w:bottom w:w="105" w:type="dxa"/>
+              <w:right w:w="150" w:type="dxa"/>
+            </w:tcMar>
+          </w:tcPr>
+          <w:p/>
+        </w:tc>
+      </w:tr>
+      <w:tr>
+        <w:tc>
+          <w:tcPr>
+            <w:tcW w:w="0" w:type="auto"/>
+            <w:tcBorders>
+              <w:top w:val="single" w:sz="6" w:space="0" w:color="auto"/>
+              <w:left w:val="single" w:sz="6" w:space="0" w:color="auto"/>
+              <w:bottom w:val="single" w:sz="6" w:space="0" w:color="auto"/>
+              <w:right w:val="single" w:sz="6" w:space="0" w:color="auto"/>
+            </w:tcBorders>
+            <w:shd w:val="clear" w:color="auto" w:fill="1D2125"/>
+            <w:tcMar>
+              <w:top w:w="105" w:type="dxa"/>
+              <w:left w:w="150" w:type="dxa"/>
+              <w:bottom w:w="105" w:type="dxa"/>
+              <w:right w:w="150" w:type="dxa"/>
+            </w:tcMar>
+          </w:tcPr>
+          <w:p/>
+        </w:tc>
+        <w:tc>
+          <w:tcPr>
+            <w:tcW w:w="0" w:type="auto"/>
+            <w:tcBorders>
+              <w:top w:val="single" w:sz="6" w:space="0" w:color="auto"/>
+              <w:left w:val="single" w:sz="6" w:space="0" w:color="auto"/>
+              <w:bottom w:val="single" w:sz="6" w:space="0" w:color="auto"/>
+              <w:right w:val="single" w:sz="6" w:space="0" w:color="auto"/>
+            </w:tcBorders>
+            <w:shd w:val="clear" w:color="auto" w:fill="1D2125"/>
+            <w:tcMar>
+              <w:top w:w="105" w:type="dxa"/>
+              <w:left w:w="150" w:type="dxa"/>
+              <w:bottom w:w="105" w:type="dxa"/>
+              <w:right w:w="150" w:type="dxa"/>
+            </w:tcMar>
+          </w:tcPr>
+          <w:p/>
+        </w:tc>
+        <w:tc>
+          <w:tcPr>
+            <w:tcW w:w="0" w:type="auto"/>
+            <w:tcBorders>
+              <w:top w:val="single" w:sz="6" w:space="0" w:color="auto"/>
+              <w:left w:val="single" w:sz="6" w:space="0" w:color="auto"/>
+              <w:bottom w:val="single" w:sz="6" w:space="0" w:color="auto"/>
+              <w:right w:val="single" w:sz="6" w:space="0" w:color="auto"/>
+            </w:tcBorders>
+            <w:shd w:val="clear" w:color="auto" w:fill="1D2125"/>
+            <w:tcMar>
+              <w:top w:w="105" w:type="dxa"/>
+              <w:left w:w="150" w:type="dxa"/>
+              <w:bottom w:w="105" w:type="dxa"/>
+              <w:right w:w="150" w:type="dxa"/>
+            </w:tcMar>
+          </w:tcPr>
+          <w:p/>
+        </w:tc>
+        <w:tc>
+          <w:tcPr>
+            <w:tcW w:w="0" w:type="auto"/>
+            <w:tcBorders>
+              <w:top w:val="single" w:sz="6" w:space="0" w:color="auto"/>
+              <w:left w:val="single" w:sz="6" w:space="0" w:color="auto"/>
+              <w:bottom w:val="single" w:sz="6" w:space="0" w:color="auto"/>
+              <w:right w:val="single" w:sz="6" w:space="0" w:color="auto"/>
+            </w:tcBorders>
+            <w:shd w:val="clear" w:color="auto" w:fill="09326C"/>
+            <w:tcMar>
+              <w:top w:w="105" w:type="dxa"/>
+              <w:left w:w="150" w:type="dxa"/>
+              <w:bottom w:w="105" w:type="dxa"/>
+              <w:right w:w="150" w:type="dxa"/>
+            </w:tcMar>
+          </w:tcPr>
+          <w:p>
+            <w:pPr>
+              <w:rPr>
+                <w:lang w:val="en-US"/>
+              </w:rPr>
+            </w:pPr>
+          </w:p>
+        </w:tc>
+        <w:tc>
+          <w:tcPr>
+            <w:tcW w:w="0" w:type="auto"/>
+            <w:tcBorders>
+              <w:top w:val="single" w:sz="6" w:space="0" w:color="auto"/>
+              <w:left w:val="single" w:sz="6" w:space="0" w:color="auto"/>
+              <w:bottom w:val="single" w:sz="6" w:space="0" w:color="auto"/>
+              <w:right w:val="single" w:sz="6" w:space="0" w:color="auto"/>
+            </w:tcBorders>
+            <w:shd w:val="clear" w:color="auto" w:fill="1D2125"/>
+            <w:tcMar>
+              <w:top w:w="105" w:type="dxa"/>
+              <w:left w:w="150" w:type="dxa"/>
+              <w:bottom w:w="105" w:type="dxa"/>
+              <w:right w:w="150" w:type="dxa"/>
+            </w:tcMar>
+          </w:tcPr>
+          <w:p/>
+        </w:tc>
+      </w:tr>
+      <w:tr>
+        <w:tc>
+          <w:tcPr>
+            <w:tcW w:w="0" w:type="auto"/>
+            <w:tcBorders>
+              <w:top w:val="single" w:sz="6" w:space="0" w:color="auto"/>
+              <w:left w:val="single" w:sz="6" w:space="0" w:color="auto"/>
+              <w:bottom w:val="single" w:sz="6" w:space="0" w:color="auto"/>
+              <w:right w:val="single" w:sz="6" w:space="0" w:color="auto"/>
+            </w:tcBorders>
+            <w:shd w:val="clear" w:color="auto" w:fill="1D2125"/>
+            <w:tcMar>
+              <w:top w:w="105" w:type="dxa"/>
+              <w:left w:w="150" w:type="dxa"/>
+              <w:bottom w:w="105" w:type="dxa"/>
+              <w:right w:w="150" w:type="dxa"/>
+            </w:tcMar>
+          </w:tcPr>
+          <w:p/>
+        </w:tc>
+        <w:tc>
+          <w:tcPr>
+            <w:tcW w:w="0" w:type="auto"/>
+            <w:tcBorders>
+              <w:top w:val="single" w:sz="6" w:space="0" w:color="auto"/>
+              <w:left w:val="single" w:sz="6" w:space="0" w:color="auto"/>
+              <w:bottom w:val="single" w:sz="6" w:space="0" w:color="auto"/>
+              <w:right w:val="single" w:sz="6" w:space="0" w:color="auto"/>
+            </w:tcBorders>
+            <w:shd w:val="clear" w:color="auto" w:fill="1D2125"/>
+            <w:tcMar>
+              <w:top w:w="105" w:type="dxa"/>
+              <w:left w:w="150" w:type="dxa"/>
+              <w:bottom w:w="105" w:type="dxa"/>
+              <w:right w:w="150" w:type="dxa"/>
+            </w:tcMar>
+          </w:tcPr>
+          <w:p/>
+        </w:tc>
+        <w:tc>
+          <w:tcPr>
+            <w:tcW w:w="0" w:type="auto"/>
+            <w:tcBorders>
+              <w:top w:val="single" w:sz="6" w:space="0" w:color="auto"/>
+              <w:left w:val="single" w:sz="6" w:space="0" w:color="auto"/>
+              <w:bottom w:val="single" w:sz="6" w:space="0" w:color="auto"/>
+              <w:right w:val="single" w:sz="6" w:space="0" w:color="auto"/>
+            </w:tcBorders>
+            <w:shd w:val="clear" w:color="auto" w:fill="1D2125"/>
+            <w:tcMar>
+              <w:top w:w="105" w:type="dxa"/>
+              <w:left w:w="150" w:type="dxa"/>
+              <w:bottom w:w="105" w:type="dxa"/>
+              <w:right w:w="150" w:type="dxa"/>
+            </w:tcMar>
+          </w:tcPr>
+          <w:p/>
+        </w:tc>
+        <w:tc>
+          <w:tcPr>
+            <w:tcW w:w="0" w:type="auto"/>
+            <w:tcBorders>
+              <w:top w:val="single" w:sz="6" w:space="0" w:color="auto"/>
+              <w:left w:val="single" w:sz="6" w:space="0" w:color="auto"/>
+              <w:bottom w:val="single" w:sz="6" w:space="0" w:color="auto"/>
+              <w:right w:val="single" w:sz="6" w:space="0" w:color="auto"/>
+            </w:tcBorders>
+            <w:shd w:val="clear" w:color="auto" w:fill="09326C"/>
+            <w:tcMar>
+              <w:top w:w="105" w:type="dxa"/>
+              <w:left w:w="150" w:type="dxa"/>
+              <w:bottom w:w="105" w:type="dxa"/>
+              <w:right w:w="150" w:type="dxa"/>
+            </w:tcMar>
+          </w:tcPr>
+          <w:p>
+            <w:pPr>
+              <w:rPr>
+                <w:lang w:val="en-US"/>
+              </w:rPr>
+            </w:pPr>
+          </w:p>
+        </w:tc>
+        <w:tc>
+          <w:tcPr>
+            <w:tcW w:w="0" w:type="auto"/>
+            <w:tcBorders>
+              <w:top w:val="single" w:sz="6" w:space="0" w:color="auto"/>
+              <w:left w:val="single" w:sz="6" w:space="0" w:color="auto"/>
+              <w:bottom w:val="single" w:sz="6" w:space="0" w:color="auto"/>
+              <w:right w:val="single" w:sz="6" w:space="0" w:color="auto"/>
+            </w:tcBorders>
+            <w:shd w:val="clear" w:color="auto" w:fill="1D2125"/>
+            <w:tcMar>
+              <w:top w:w="105" w:type="dxa"/>
+              <w:left w:w="150" w:type="dxa"/>
+              <w:bottom w:w="105" w:type="dxa"/>
+              <w:right w:w="150" w:type="dxa"/>
+            </w:tcMar>
+          </w:tcPr>
+          <w:p/>
+        </w:tc>
+      </w:tr>
+      <w:tr>
+        <w:tc>
+          <w:tcPr>
+            <w:tcW w:w="0" w:type="auto"/>
+            <w:tcBorders>
+              <w:top w:val="single" w:sz="6" w:space="0" w:color="auto"/>
+              <w:left w:val="single" w:sz="6" w:space="0" w:color="auto"/>
+              <w:bottom w:val="single" w:sz="6" w:space="0" w:color="auto"/>
+              <w:right w:val="single" w:sz="6" w:space="0" w:color="auto"/>
+            </w:tcBorders>
+            <w:shd w:val="clear" w:color="auto" w:fill="1D2125"/>
+            <w:tcMar>
+              <w:top w:w="105" w:type="dxa"/>
+              <w:left w:w="150" w:type="dxa"/>
+              <w:bottom w:w="105" w:type="dxa"/>
+              <w:right w:w="150" w:type="dxa"/>
+            </w:tcMar>
             <w:hideMark/>
           </w:tcPr>
           <w:p>
@@ -724,13 +873,20 @@
                 <w:i/>
                 <w:iCs/>
               </w:rPr>
-              <w:t>params.</w:t>
-            </w:r>
-            <w:r>
-              <w:t>events</w:t>
-            </w:r>
-            <w:proofErr w:type="spellEnd"/>
+              <w:t>params.events</w:t>
+            </w:r>
             <w:proofErr w:type="gramEnd"/>
+            <w:r>
+              <w:rPr>
+                <w:i/>
+                <w:iCs/>
+              </w:rPr>
+              <w:t>.</w:t>
+            </w:r>
+            <w:r>
+              <w:t>headNo</w:t>
+            </w:r>
+            <w:proofErr w:type="spellEnd"/>
           </w:p>
         </w:tc>
         <w:tc>
@@ -753,7 +909,7 @@
           </w:tcPr>
           <w:p>
             <w:r>
-              <w:t>Массив</w:t>
+              <w:t>Целое число</w:t>
             </w:r>
           </w:p>
         </w:tc>
@@ -777,20 +933,20 @@
           </w:tcPr>
           <w:p>
             <w:r>
-              <w:t>Да</w:t>
-            </w:r>
-          </w:p>
-        </w:tc>
-        <w:tc>
-          <w:tcPr>
-            <w:tcW w:w="0" w:type="auto"/>
-            <w:tcBorders>
-              <w:top w:val="single" w:sz="6" w:space="0" w:color="auto"/>
-              <w:left w:val="single" w:sz="6" w:space="0" w:color="auto"/>
-              <w:bottom w:val="single" w:sz="6" w:space="0" w:color="auto"/>
-              <w:right w:val="single" w:sz="6" w:space="0" w:color="auto"/>
-            </w:tcBorders>
-            <w:shd w:val="clear" w:color="auto" w:fill="1D2125"/>
+              <w:t>Да?</w:t>
+            </w:r>
+          </w:p>
+        </w:tc>
+        <w:tc>
+          <w:tcPr>
+            <w:tcW w:w="0" w:type="auto"/>
+            <w:tcBorders>
+              <w:top w:val="single" w:sz="6" w:space="0" w:color="auto"/>
+              <w:left w:val="single" w:sz="6" w:space="0" w:color="auto"/>
+              <w:bottom w:val="single" w:sz="6" w:space="0" w:color="auto"/>
+              <w:right w:val="single" w:sz="6" w:space="0" w:color="auto"/>
+            </w:tcBorders>
+            <w:shd w:val="clear" w:color="auto" w:fill="09326C"/>
             <w:tcMar>
               <w:top w:w="105" w:type="dxa"/>
               <w:left w:w="150" w:type="dxa"/>
@@ -800,8 +956,33 @@
             <w:hideMark/>
           </w:tcPr>
           <w:p>
-            <w:r>
-              <w:t>-</w:t>
+            <w:pPr>
+              <w:rPr>
+                <w:lang w:val="en-US"/>
+              </w:rPr>
+            </w:pPr>
+            <w:r>
+              <w:t>из</w:t>
+            </w:r>
+            <w:r>
+              <w:rPr>
+                <w:lang w:val="en-US"/>
+              </w:rPr>
+              <w:t xml:space="preserve"> redis TrainEventsEntry.TrainNumber (= </w:t>
+            </w:r>
+            <w:proofErr w:type="gramStart"/>
+            <w:r>
+              <w:rPr>
+                <w:lang w:val="en-US"/>
+              </w:rPr>
+              <w:t>cars.equnr</w:t>
+            </w:r>
+            <w:proofErr w:type="gramEnd"/>
+            <w:r>
+              <w:rPr>
+                <w:lang w:val="en-US"/>
+              </w:rPr>
+              <w:t>)</w:t>
             </w:r>
           </w:p>
         </w:tc>
@@ -825,7 +1006,7 @@
           </w:tcPr>
           <w:p>
             <w:r>
-              <w:t>Содержит перечень всех событий для всех линий, по которым осуществлена подписка данного клиента</w:t>
+              <w:t>Номер головы поезда (внимание: для 5-значных номеров передается только 4 последних разряда номера, т. е. только значения до 9999); аналогично номеру маршрута, поступает из АСМП;</w:t>
             </w:r>
           </w:p>
         </w:tc>
@@ -851,24 +1032,181 @@
           </w:tcPr>
           <w:p>
             <w:proofErr w:type="spellStart"/>
-            <w:proofErr w:type="gramStart"/>
             <w:r>
               <w:rPr>
                 <w:i/>
                 <w:iCs/>
               </w:rPr>
-              <w:t>params.events</w:t>
+              <w:t>params.events.</w:t>
+            </w:r>
+            <w:r>
+              <w:t>tcs</w:t>
+            </w:r>
+            <w:proofErr w:type="spellEnd"/>
+          </w:p>
+        </w:tc>
+        <w:tc>
+          <w:tcPr>
+            <w:tcW w:w="0" w:type="auto"/>
+            <w:tcBorders>
+              <w:top w:val="single" w:sz="6" w:space="0" w:color="auto"/>
+              <w:left w:val="single" w:sz="6" w:space="0" w:color="auto"/>
+              <w:bottom w:val="single" w:sz="6" w:space="0" w:color="auto"/>
+              <w:right w:val="single" w:sz="6" w:space="0" w:color="auto"/>
+            </w:tcBorders>
+            <w:shd w:val="clear" w:color="auto" w:fill="1D2125"/>
+            <w:tcMar>
+              <w:top w:w="105" w:type="dxa"/>
+              <w:left w:w="150" w:type="dxa"/>
+              <w:bottom w:w="105" w:type="dxa"/>
+              <w:right w:w="150" w:type="dxa"/>
+            </w:tcMar>
+            <w:hideMark/>
+          </w:tcPr>
+          <w:p>
+            <w:r>
+              <w:t>Массив</w:t>
+            </w:r>
+          </w:p>
+        </w:tc>
+        <w:tc>
+          <w:tcPr>
+            <w:tcW w:w="0" w:type="auto"/>
+            <w:tcBorders>
+              <w:top w:val="single" w:sz="6" w:space="0" w:color="auto"/>
+              <w:left w:val="single" w:sz="6" w:space="0" w:color="auto"/>
+              <w:bottom w:val="single" w:sz="6" w:space="0" w:color="auto"/>
+              <w:right w:val="single" w:sz="6" w:space="0" w:color="auto"/>
+            </w:tcBorders>
+            <w:shd w:val="clear" w:color="auto" w:fill="1D2125"/>
+            <w:tcMar>
+              <w:top w:w="105" w:type="dxa"/>
+              <w:left w:w="150" w:type="dxa"/>
+              <w:bottom w:w="105" w:type="dxa"/>
+              <w:right w:w="150" w:type="dxa"/>
+            </w:tcMar>
+            <w:hideMark/>
+          </w:tcPr>
+          <w:p>
+            <w:r>
+              <w:t>Да</w:t>
+            </w:r>
+          </w:p>
+        </w:tc>
+        <w:tc>
+          <w:tcPr>
+            <w:tcW w:w="0" w:type="auto"/>
+            <w:tcBorders>
+              <w:top w:val="single" w:sz="6" w:space="0" w:color="auto"/>
+              <w:left w:val="single" w:sz="6" w:space="0" w:color="auto"/>
+              <w:bottom w:val="single" w:sz="6" w:space="0" w:color="auto"/>
+              <w:right w:val="single" w:sz="6" w:space="0" w:color="auto"/>
+            </w:tcBorders>
+            <w:shd w:val="clear" w:color="auto" w:fill="09326C"/>
+            <w:tcMar>
+              <w:top w:w="105" w:type="dxa"/>
+              <w:left w:w="150" w:type="dxa"/>
+              <w:bottom w:w="105" w:type="dxa"/>
+              <w:right w:w="150" w:type="dxa"/>
+            </w:tcMar>
+            <w:hideMark/>
+          </w:tcPr>
+          <w:p>
+            <w:pPr>
+              <w:rPr>
+                <w:lang w:val="en-US"/>
+              </w:rPr>
+            </w:pPr>
+            <w:r>
+              <w:t>из</w:t>
+            </w:r>
+            <w:r>
+              <w:rPr>
+                <w:lang w:val="en-US"/>
+              </w:rPr>
+              <w:t xml:space="preserve"> </w:t>
+            </w:r>
+            <w:r>
+              <w:t>редис</w:t>
+            </w:r>
+            <w:r>
+              <w:rPr>
+                <w:lang w:val="en-US"/>
+              </w:rPr>
+              <w:t xml:space="preserve"> TrainEventsEntry.RailChains (= rail_</w:t>
+            </w:r>
+            <w:proofErr w:type="gramStart"/>
+            <w:r>
+              <w:rPr>
+                <w:lang w:val="en-US"/>
+              </w:rPr>
+              <w:t>chains.external</w:t>
             </w:r>
             <w:proofErr w:type="gramEnd"/>
+            <w:r>
+              <w:rPr>
+                <w:lang w:val="en-US"/>
+              </w:rPr>
+              <w:t>_id)</w:t>
+            </w:r>
+          </w:p>
+        </w:tc>
+        <w:tc>
+          <w:tcPr>
+            <w:tcW w:w="0" w:type="auto"/>
+            <w:tcBorders>
+              <w:top w:val="single" w:sz="6" w:space="0" w:color="auto"/>
+              <w:left w:val="single" w:sz="6" w:space="0" w:color="auto"/>
+              <w:bottom w:val="single" w:sz="6" w:space="0" w:color="auto"/>
+              <w:right w:val="single" w:sz="6" w:space="0" w:color="auto"/>
+            </w:tcBorders>
+            <w:shd w:val="clear" w:color="auto" w:fill="1D2125"/>
+            <w:tcMar>
+              <w:top w:w="105" w:type="dxa"/>
+              <w:left w:w="150" w:type="dxa"/>
+              <w:bottom w:w="105" w:type="dxa"/>
+              <w:right w:w="150" w:type="dxa"/>
+            </w:tcMar>
+            <w:hideMark/>
+          </w:tcPr>
+          <w:p>
+            <w:r>
+              <w:t>Идентификаторы занятых РЦ одним поездом</w:t>
+            </w:r>
+          </w:p>
+        </w:tc>
+      </w:tr>
+      <w:tr>
+        <w:tc>
+          <w:tcPr>
+            <w:tcW w:w="0" w:type="auto"/>
+            <w:tcBorders>
+              <w:top w:val="single" w:sz="6" w:space="0" w:color="auto"/>
+              <w:left w:val="single" w:sz="6" w:space="0" w:color="auto"/>
+              <w:bottom w:val="single" w:sz="6" w:space="0" w:color="auto"/>
+              <w:right w:val="single" w:sz="6" w:space="0" w:color="auto"/>
+            </w:tcBorders>
+            <w:shd w:val="clear" w:color="auto" w:fill="1D2125"/>
+            <w:tcMar>
+              <w:top w:w="105" w:type="dxa"/>
+              <w:left w:w="150" w:type="dxa"/>
+              <w:bottom w:w="105" w:type="dxa"/>
+              <w:right w:w="150" w:type="dxa"/>
+            </w:tcMar>
+            <w:hideMark/>
+          </w:tcPr>
+          <w:p>
+            <w:proofErr w:type="spellStart"/>
             <w:r>
               <w:rPr>
                 <w:i/>
                 <w:iCs/>
               </w:rPr>
-              <w:t>.</w:t>
-            </w:r>
-            <w:r>
-              <w:t>line</w:t>
+              <w:lastRenderedPageBreak/>
+              <w:t>params.events.</w:t>
+            </w:r>
+            <w:r>
+              <w:t>pat</w:t>
             </w:r>
             <w:proofErr w:type="spellEnd"/>
           </w:p>
@@ -893,7 +1231,7 @@
           </w:tcPr>
           <w:p>
             <w:r>
-              <w:t>Строка</w:t>
+              <w:t>Целое число</w:t>
             </w:r>
           </w:p>
         </w:tc>
@@ -940,39 +1278,77 @@
             <w:hideMark/>
           </w:tcPr>
           <w:p>
-            <w:pPr>
+            <w:r>
+              <w:t>из</w:t>
+            </w:r>
+            <w:r>
               <w:rPr>
                 <w:lang w:val="en-US"/>
               </w:rPr>
-            </w:pPr>
-            <w:r>
-              <w:t>из</w:t>
+              <w:t xml:space="preserve"> redis StationForecastDto.ForecastOn-</w:t>
+            </w:r>
+            <w:r>
+              <w:t>текущее</w:t>
             </w:r>
             <w:r>
               <w:rPr>
                 <w:lang w:val="en-US"/>
               </w:rPr>
-              <w:t xml:space="preserve"> redis TrainEventsEntry.LineId (=</w:t>
+              <w:t xml:space="preserve"> </w:t>
+            </w:r>
+            <w:r>
+              <w:t>время</w:t>
+            </w:r>
+            <w:r>
+              <w:rPr>
+                <w:lang w:val="en-US"/>
+              </w:rPr>
+              <w:t xml:space="preserve"> &gt;</w:t>
             </w:r>
             <w:proofErr w:type="gramStart"/>
             <w:r>
               <w:rPr>
                 <w:lang w:val="en-US"/>
               </w:rPr>
-              <w:t>lines.external</w:t>
+              <w:t>0 ?</w:t>
             </w:r>
             <w:proofErr w:type="gramEnd"/>
             <w:r>
               <w:rPr>
                 <w:lang w:val="en-US"/>
               </w:rPr>
-              <w:t>_id)</w:t>
-            </w:r>
-          </w:p>
-        </w:tc>
-        <w:tc>
-          <w:tcPr>
-            <w:tcW w:w="0" w:type="auto"/>
+              <w:t xml:space="preserve"> </w:t>
+            </w:r>
+            <w:r>
+              <w:t>(</w:t>
+            </w:r>
+            <w:proofErr w:type="spellStart"/>
+            <w:r>
+              <w:t>StationForecastDto.ForecastOn</w:t>
+            </w:r>
+            <w:proofErr w:type="spellEnd"/>
+            <w:r>
+              <w:t>-текущее время</w:t>
+            </w:r>
+            <w:proofErr w:type="gramStart"/>
+            <w:r>
+              <w:t>) :</w:t>
+            </w:r>
+            <w:proofErr w:type="gramEnd"/>
+            <w:r>
+              <w:t xml:space="preserve"> (-1)</w:t>
+            </w:r>
+          </w:p>
+          <w:p>
+            <w:r>
+              <w:t>также -1 при отсутствии прогноза</w:t>
+            </w:r>
+          </w:p>
+        </w:tc>
+        <w:tc>
+          <w:tcPr>
+            <w:tcW w:w="0" w:type="auto"/>
+            <w:vMerge w:val="restart"/>
             <w:tcBorders>
               <w:top w:val="single" w:sz="6" w:space="0" w:color="auto"/>
               <w:left w:val="single" w:sz="6" w:space="0" w:color="auto"/>
@@ -990,7 +1366,77 @@
           </w:tcPr>
           <w:p>
             <w:r>
-              <w:t>Строковый идентификатор линии</w:t>
+              <w:t xml:space="preserve">Прогноз времени прибытия в секундах и время валидности прогноза. Это </w:t>
+            </w:r>
+            <w:proofErr w:type="spellStart"/>
+            <w:r>
+              <w:t>необяательные</w:t>
+            </w:r>
+            <w:proofErr w:type="spellEnd"/>
+            <w:r>
+              <w:t xml:space="preserve"> параметры, в их отсутствие действуют </w:t>
+            </w:r>
+            <w:proofErr w:type="spellStart"/>
+            <w:r>
+              <w:t>предыдуще</w:t>
+            </w:r>
+            <w:proofErr w:type="spellEnd"/>
+            <w:r>
+              <w:t xml:space="preserve"> значения. Меняется только в момент, когда головной вагон изменяет занятость рельсовой цепи, то есть, когда поезд </w:t>
+            </w:r>
+            <w:proofErr w:type="spellStart"/>
+            <w:r>
+              <w:t>вступаен</w:t>
+            </w:r>
+            <w:proofErr w:type="spellEnd"/>
+            <w:r>
+              <w:t xml:space="preserve"> на новую рельсовую цепь;</w:t>
+            </w:r>
+          </w:p>
+          <w:p>
+            <w:proofErr w:type="spellStart"/>
+            <w:r>
+              <w:t>patValid</w:t>
+            </w:r>
+            <w:proofErr w:type="spellEnd"/>
+            <w:r>
+              <w:t xml:space="preserve"> = -1 - Отсутствие валидного прогноза</w:t>
+            </w:r>
+          </w:p>
+          <w:p>
+            <w:proofErr w:type="spellStart"/>
+            <w:r>
+              <w:t>pat</w:t>
+            </w:r>
+            <w:proofErr w:type="spellEnd"/>
+            <w:r>
+              <w:t xml:space="preserve">= -1 </w:t>
+            </w:r>
+            <w:proofErr w:type="spellStart"/>
+            <w:r>
+              <w:t>Невалидный</w:t>
+            </w:r>
+            <w:proofErr w:type="spellEnd"/>
+            <w:r>
+              <w:t xml:space="preserve"> таймер, таймер перестает вести обратный отсчет, переходит в «</w:t>
+            </w:r>
+            <w:proofErr w:type="spellStart"/>
+            <w:r>
+              <w:t>невалидное</w:t>
+            </w:r>
+            <w:proofErr w:type="spellEnd"/>
+            <w:r>
+              <w:t>» состояние со специальным отображением на дисплее. </w:t>
+            </w:r>
+          </w:p>
+          <w:p>
+            <w:proofErr w:type="spellStart"/>
+            <w:r>
+              <w:t>pat</w:t>
+            </w:r>
+            <w:proofErr w:type="spellEnd"/>
+            <w:r>
+              <w:t>= 0 Таймер перестает вести обратный отсчет, до получения следующего валидного значения.</w:t>
             </w:r>
           </w:p>
         </w:tc>
@@ -1033,7 +1479,7 @@
               <w:t>.</w:t>
             </w:r>
             <w:r>
-              <w:t>route</w:t>
+              <w:t>patValid</w:t>
             </w:r>
             <w:proofErr w:type="spellEnd"/>
           </w:p>
@@ -1058,7 +1504,7 @@
           </w:tcPr>
           <w:p>
             <w:r>
-              <w:t>Строка</w:t>
+              <w:t>Целое число</w:t>
             </w:r>
           </w:p>
         </w:tc>
@@ -1082,7 +1528,7 @@
           </w:tcPr>
           <w:p>
             <w:r>
-              <w:t>Да?</w:t>
+              <w:t>Да</w:t>
             </w:r>
           </w:p>
         </w:tc>
@@ -1105,63 +1551,38 @@
             <w:hideMark/>
           </w:tcPr>
           <w:p>
-            <w:pPr>
-              <w:rPr>
-                <w:lang w:val="en-US"/>
-              </w:rPr>
-            </w:pPr>
-            <w:r>
-              <w:t>из</w:t>
-            </w:r>
-            <w:r>
-              <w:rPr>
-                <w:lang w:val="en-US"/>
-              </w:rPr>
-              <w:t xml:space="preserve"> redis TrainEventsEntry.Route (=line_</w:t>
-            </w:r>
-            <w:proofErr w:type="gramStart"/>
-            <w:r>
-              <w:rPr>
-                <w:lang w:val="en-US"/>
-              </w:rPr>
-              <w:t>routes.route</w:t>
-            </w:r>
-            <w:proofErr w:type="gramEnd"/>
-            <w:r>
-              <w:rPr>
-                <w:lang w:val="en-US"/>
-              </w:rPr>
-              <w:t>_number)</w:t>
-            </w:r>
-          </w:p>
-        </w:tc>
-        <w:tc>
-          <w:tcPr>
-            <w:tcW w:w="0" w:type="auto"/>
-            <w:tcBorders>
-              <w:top w:val="single" w:sz="6" w:space="0" w:color="auto"/>
-              <w:left w:val="single" w:sz="6" w:space="0" w:color="auto"/>
-              <w:bottom w:val="single" w:sz="6" w:space="0" w:color="auto"/>
-              <w:right w:val="single" w:sz="6" w:space="0" w:color="auto"/>
-            </w:tcBorders>
-            <w:shd w:val="clear" w:color="auto" w:fill="1D2125"/>
-            <w:tcMar>
-              <w:top w:w="105" w:type="dxa"/>
-              <w:left w:w="150" w:type="dxa"/>
-              <w:bottom w:w="105" w:type="dxa"/>
-              <w:right w:w="150" w:type="dxa"/>
-            </w:tcMar>
+            <w:r>
+              <w:t>дублировать значение, определенное для </w:t>
+            </w:r>
+            <w:proofErr w:type="spellStart"/>
+            <w:r>
+              <w:rPr>
+                <w:i/>
+                <w:iCs/>
+              </w:rPr>
+              <w:t>params.events.</w:t>
+            </w:r>
+            <w:r>
+              <w:t>pat</w:t>
+            </w:r>
+            <w:proofErr w:type="spellEnd"/>
+          </w:p>
+        </w:tc>
+        <w:tc>
+          <w:tcPr>
+            <w:tcW w:w="0" w:type="auto"/>
+            <w:vMerge/>
+            <w:tcBorders>
+              <w:top w:val="single" w:sz="6" w:space="0" w:color="auto"/>
+              <w:left w:val="single" w:sz="6" w:space="0" w:color="auto"/>
+              <w:bottom w:val="single" w:sz="6" w:space="0" w:color="auto"/>
+              <w:right w:val="single" w:sz="6" w:space="0" w:color="auto"/>
+            </w:tcBorders>
+            <w:shd w:val="clear" w:color="auto" w:fill="1D2125"/>
+            <w:vAlign w:val="center"/>
             <w:hideMark/>
           </w:tcPr>
-          <w:p>
-            <w:r>
-              <w:t xml:space="preserve">Номер маршрута, появляется, когда поезд на первой станции. Может измениться каждый раз, </w:t>
-            </w:r>
-            <w:r>
-              <w:lastRenderedPageBreak/>
-              <w:t>когда поезд приезжает на станцию и устанавливается связь с передатчиком и приемником АСМП. Конкретное место на станции не определено — зависит от внешних факторов, когда устройства смогут установить связь;</w:t>
-            </w:r>
-          </w:p>
+          <w:p/>
         </w:tc>
       </w:tr>
       <w:tr>
@@ -1191,6 +1612,212 @@
                 <w:i/>
                 <w:iCs/>
               </w:rPr>
+              <w:t>params.events</w:t>
+            </w:r>
+            <w:proofErr w:type="gramEnd"/>
+            <w:r>
+              <w:rPr>
+                <w:i/>
+                <w:iCs/>
+              </w:rPr>
+              <w:t>.</w:t>
+            </w:r>
+            <w:r>
+              <w:t>next</w:t>
+            </w:r>
+            <w:proofErr w:type="spellEnd"/>
+          </w:p>
+        </w:tc>
+        <w:tc>
+          <w:tcPr>
+            <w:tcW w:w="0" w:type="auto"/>
+            <w:tcBorders>
+              <w:top w:val="single" w:sz="6" w:space="0" w:color="auto"/>
+              <w:left w:val="single" w:sz="6" w:space="0" w:color="auto"/>
+              <w:bottom w:val="single" w:sz="6" w:space="0" w:color="auto"/>
+              <w:right w:val="single" w:sz="6" w:space="0" w:color="auto"/>
+            </w:tcBorders>
+            <w:shd w:val="clear" w:color="auto" w:fill="1D2125"/>
+            <w:tcMar>
+              <w:top w:w="105" w:type="dxa"/>
+              <w:left w:w="150" w:type="dxa"/>
+              <w:bottom w:w="105" w:type="dxa"/>
+              <w:right w:w="150" w:type="dxa"/>
+            </w:tcMar>
+            <w:hideMark/>
+          </w:tcPr>
+          <w:p>
+            <w:r>
+              <w:t>Строка</w:t>
+            </w:r>
+          </w:p>
+        </w:tc>
+        <w:tc>
+          <w:tcPr>
+            <w:tcW w:w="0" w:type="auto"/>
+            <w:tcBorders>
+              <w:top w:val="single" w:sz="6" w:space="0" w:color="auto"/>
+              <w:left w:val="single" w:sz="6" w:space="0" w:color="auto"/>
+              <w:bottom w:val="single" w:sz="6" w:space="0" w:color="auto"/>
+              <w:right w:val="single" w:sz="6" w:space="0" w:color="auto"/>
+            </w:tcBorders>
+            <w:shd w:val="clear" w:color="auto" w:fill="1D2125"/>
+            <w:tcMar>
+              <w:top w:w="105" w:type="dxa"/>
+              <w:left w:w="150" w:type="dxa"/>
+              <w:bottom w:w="105" w:type="dxa"/>
+              <w:right w:w="150" w:type="dxa"/>
+            </w:tcMar>
+            <w:hideMark/>
+          </w:tcPr>
+          <w:p>
+            <w:r>
+              <w:t>Да*</w:t>
+            </w:r>
+          </w:p>
+        </w:tc>
+        <w:tc>
+          <w:tcPr>
+            <w:tcW w:w="0" w:type="auto"/>
+            <w:tcBorders>
+              <w:top w:val="single" w:sz="6" w:space="0" w:color="auto"/>
+              <w:left w:val="single" w:sz="6" w:space="0" w:color="auto"/>
+              <w:bottom w:val="single" w:sz="6" w:space="0" w:color="auto"/>
+              <w:right w:val="single" w:sz="6" w:space="0" w:color="auto"/>
+            </w:tcBorders>
+            <w:shd w:val="clear" w:color="auto" w:fill="09326C"/>
+            <w:tcMar>
+              <w:top w:w="105" w:type="dxa"/>
+              <w:left w:w="150" w:type="dxa"/>
+              <w:bottom w:w="105" w:type="dxa"/>
+              <w:right w:w="150" w:type="dxa"/>
+            </w:tcMar>
+            <w:hideMark/>
+          </w:tcPr>
+          <w:p>
+            <w:pPr>
+              <w:rPr>
+                <w:lang w:val="en-US"/>
+              </w:rPr>
+            </w:pPr>
+            <w:r>
+              <w:rPr>
+                <w:lang w:val="en-US"/>
+              </w:rPr>
+              <w:t>StationForecastDto.NextStationExternalId (=stations.external_id)</w:t>
+            </w:r>
+          </w:p>
+        </w:tc>
+        <w:tc>
+          <w:tcPr>
+            <w:tcW w:w="0" w:type="auto"/>
+            <w:tcBorders>
+              <w:top w:val="single" w:sz="6" w:space="0" w:color="auto"/>
+              <w:left w:val="single" w:sz="6" w:space="0" w:color="auto"/>
+              <w:bottom w:val="single" w:sz="6" w:space="0" w:color="auto"/>
+              <w:right w:val="single" w:sz="6" w:space="0" w:color="auto"/>
+            </w:tcBorders>
+            <w:shd w:val="clear" w:color="auto" w:fill="1D2125"/>
+            <w:tcMar>
+              <w:top w:w="105" w:type="dxa"/>
+              <w:left w:w="150" w:type="dxa"/>
+              <w:bottom w:w="105" w:type="dxa"/>
+              <w:right w:w="150" w:type="dxa"/>
+            </w:tcMar>
+            <w:hideMark/>
+          </w:tcPr>
+          <w:p>
+            <w:r>
+              <w:t>Идентификатор следующей станции или * пустая строка, если поезд идет в депо;</w:t>
+            </w:r>
+          </w:p>
+          <w:p>
+            <w:r>
+              <w:t xml:space="preserve">Поезд идет в депо - это поезд, который </w:t>
+            </w:r>
+            <w:proofErr w:type="spellStart"/>
+            <w:r>
+              <w:t>is_other_line</w:t>
+            </w:r>
+            <w:proofErr w:type="spellEnd"/>
+            <w:r>
+              <w:t xml:space="preserve">: </w:t>
+            </w:r>
+            <w:proofErr w:type="spellStart"/>
+            <w:r>
+              <w:t>true</w:t>
+            </w:r>
+            <w:proofErr w:type="spellEnd"/>
+            <w:r>
+              <w:t xml:space="preserve"> или тот, чей </w:t>
+            </w:r>
+            <w:proofErr w:type="spellStart"/>
+            <w:r>
+              <w:t>line_</w:t>
+            </w:r>
+            <w:proofErr w:type="gramStart"/>
+            <w:r>
+              <w:t>routes.route</w:t>
+            </w:r>
+            <w:proofErr w:type="gramEnd"/>
+            <w:r>
+              <w:t>_number</w:t>
+            </w:r>
+            <w:proofErr w:type="spellEnd"/>
+            <w:r>
+              <w:t xml:space="preserve"> не является номером текущей линии, иными словами в таблице </w:t>
+            </w:r>
+            <w:proofErr w:type="spellStart"/>
+            <w:r>
+              <w:t>trains_schedules</w:t>
+            </w:r>
+            <w:proofErr w:type="spellEnd"/>
+            <w:r>
+              <w:t xml:space="preserve"> записи относятся к другой </w:t>
+            </w:r>
+            <w:proofErr w:type="spellStart"/>
+            <w:r>
+              <w:t>line_id</w:t>
+            </w:r>
+            <w:proofErr w:type="spellEnd"/>
+            <w:r>
+              <w:t xml:space="preserve">, т.е. </w:t>
+            </w:r>
+            <w:proofErr w:type="spellStart"/>
+            <w:r>
+              <w:t>is_no_train_onboarding</w:t>
+            </w:r>
+            <w:proofErr w:type="spellEnd"/>
+          </w:p>
+        </w:tc>
+      </w:tr>
+      <w:tr>
+        <w:tc>
+          <w:tcPr>
+            <w:tcW w:w="0" w:type="auto"/>
+            <w:tcBorders>
+              <w:top w:val="single" w:sz="6" w:space="0" w:color="auto"/>
+              <w:left w:val="single" w:sz="6" w:space="0" w:color="auto"/>
+              <w:bottom w:val="single" w:sz="6" w:space="0" w:color="auto"/>
+              <w:right w:val="single" w:sz="6" w:space="0" w:color="auto"/>
+            </w:tcBorders>
+            <w:shd w:val="clear" w:color="auto" w:fill="1D2125"/>
+            <w:tcMar>
+              <w:top w:w="105" w:type="dxa"/>
+              <w:left w:w="150" w:type="dxa"/>
+              <w:bottom w:w="105" w:type="dxa"/>
+              <w:right w:w="150" w:type="dxa"/>
+            </w:tcMar>
+            <w:hideMark/>
+          </w:tcPr>
+          <w:p>
+            <w:proofErr w:type="spellStart"/>
+            <w:proofErr w:type="gramStart"/>
+            <w:r>
+              <w:rPr>
+                <w:i/>
+                <w:iCs/>
+              </w:rPr>
               <w:lastRenderedPageBreak/>
               <w:t>params.events</w:t>
             </w:r>
@@ -1203,7 +1830,7 @@
               <w:t>.</w:t>
             </w:r>
             <w:r>
-              <w:t>headNo</w:t>
+              <w:t>last</w:t>
             </w:r>
             <w:proofErr w:type="spellEnd"/>
           </w:p>
@@ -1228,7 +1855,7 @@
           </w:tcPr>
           <w:p>
             <w:r>
-              <w:t>Целое число</w:t>
+              <w:t>Строка</w:t>
             </w:r>
           </w:p>
         </w:tc>
@@ -1252,7 +1879,7 @@
           </w:tcPr>
           <w:p>
             <w:r>
-              <w:t>Да?</w:t>
+              <w:t>Да*</w:t>
             </w:r>
           </w:p>
         </w:tc>
@@ -1275,33 +1902,18 @@
             <w:hideMark/>
           </w:tcPr>
           <w:p>
-            <w:pPr>
-              <w:rPr>
-                <w:lang w:val="en-US"/>
-              </w:rPr>
-            </w:pPr>
-            <w:r>
-              <w:t>из</w:t>
-            </w:r>
-            <w:r>
-              <w:rPr>
-                <w:lang w:val="en-US"/>
-              </w:rPr>
-              <w:t xml:space="preserve"> redis TrainEventsEntry.TrainNumber (= </w:t>
-            </w:r>
+            <w:proofErr w:type="spellStart"/>
             <w:proofErr w:type="gramStart"/>
             <w:r>
-              <w:rPr>
-                <w:lang w:val="en-US"/>
-              </w:rPr>
-              <w:t>cars.equnr</w:t>
+              <w:t>stations.external</w:t>
             </w:r>
             <w:proofErr w:type="gramEnd"/>
             <w:r>
-              <w:rPr>
-                <w:lang w:val="en-US"/>
-              </w:rPr>
-              <w:t>)</w:t>
+              <w:t>_id</w:t>
+            </w:r>
+            <w:proofErr w:type="spellEnd"/>
+            <w:r>
+              <w:t xml:space="preserve"> (из локального кэша) - механизм определения ниже</w:t>
             </w:r>
           </w:p>
         </w:tc>
@@ -1325,1039 +1937,82 @@
           </w:tcPr>
           <w:p>
             <w:r>
-              <w:t>Номер головы поезда (внимание: для 5-значных номеров передается только 4 последних разряда номера, т. е. только значения до 9999); аналогично номеру маршрута, поступает из АСМП;</w:t>
-            </w:r>
-          </w:p>
-        </w:tc>
-      </w:tr>
-      <w:tr>
-        <w:tc>
-          <w:tcPr>
-            <w:tcW w:w="0" w:type="auto"/>
-            <w:tcBorders>
-              <w:top w:val="single" w:sz="6" w:space="0" w:color="auto"/>
-              <w:left w:val="single" w:sz="6" w:space="0" w:color="auto"/>
-              <w:bottom w:val="single" w:sz="6" w:space="0" w:color="auto"/>
-              <w:right w:val="single" w:sz="6" w:space="0" w:color="auto"/>
-            </w:tcBorders>
-            <w:shd w:val="clear" w:color="auto" w:fill="1D2125"/>
-            <w:tcMar>
-              <w:top w:w="105" w:type="dxa"/>
-              <w:left w:w="150" w:type="dxa"/>
-              <w:bottom w:w="105" w:type="dxa"/>
-              <w:right w:w="150" w:type="dxa"/>
-            </w:tcMar>
-            <w:hideMark/>
-          </w:tcPr>
-          <w:p>
-            <w:proofErr w:type="spellStart"/>
-            <w:r>
-              <w:rPr>
-                <w:i/>
-                <w:iCs/>
-              </w:rPr>
-              <w:t>params.events.</w:t>
-            </w:r>
-            <w:r>
-              <w:t>tcs</w:t>
-            </w:r>
-            <w:proofErr w:type="spellEnd"/>
-          </w:p>
-        </w:tc>
-        <w:tc>
-          <w:tcPr>
-            <w:tcW w:w="0" w:type="auto"/>
-            <w:tcBorders>
-              <w:top w:val="single" w:sz="6" w:space="0" w:color="auto"/>
-              <w:left w:val="single" w:sz="6" w:space="0" w:color="auto"/>
-              <w:bottom w:val="single" w:sz="6" w:space="0" w:color="auto"/>
-              <w:right w:val="single" w:sz="6" w:space="0" w:color="auto"/>
-            </w:tcBorders>
-            <w:shd w:val="clear" w:color="auto" w:fill="1D2125"/>
-            <w:tcMar>
-              <w:top w:w="105" w:type="dxa"/>
-              <w:left w:w="150" w:type="dxa"/>
-              <w:bottom w:w="105" w:type="dxa"/>
-              <w:right w:w="150" w:type="dxa"/>
-            </w:tcMar>
-            <w:hideMark/>
-          </w:tcPr>
-          <w:p>
-            <w:r>
-              <w:t>Массив</w:t>
-            </w:r>
-          </w:p>
-        </w:tc>
-        <w:tc>
-          <w:tcPr>
-            <w:tcW w:w="0" w:type="auto"/>
-            <w:tcBorders>
-              <w:top w:val="single" w:sz="6" w:space="0" w:color="auto"/>
-              <w:left w:val="single" w:sz="6" w:space="0" w:color="auto"/>
-              <w:bottom w:val="single" w:sz="6" w:space="0" w:color="auto"/>
-              <w:right w:val="single" w:sz="6" w:space="0" w:color="auto"/>
-            </w:tcBorders>
-            <w:shd w:val="clear" w:color="auto" w:fill="1D2125"/>
-            <w:tcMar>
-              <w:top w:w="105" w:type="dxa"/>
-              <w:left w:w="150" w:type="dxa"/>
-              <w:bottom w:w="105" w:type="dxa"/>
-              <w:right w:w="150" w:type="dxa"/>
-            </w:tcMar>
-            <w:hideMark/>
-          </w:tcPr>
-          <w:p>
-            <w:r>
-              <w:t>Да</w:t>
-            </w:r>
-          </w:p>
-        </w:tc>
-        <w:tc>
-          <w:tcPr>
-            <w:tcW w:w="0" w:type="auto"/>
-            <w:tcBorders>
-              <w:top w:val="single" w:sz="6" w:space="0" w:color="auto"/>
-              <w:left w:val="single" w:sz="6" w:space="0" w:color="auto"/>
-              <w:bottom w:val="single" w:sz="6" w:space="0" w:color="auto"/>
-              <w:right w:val="single" w:sz="6" w:space="0" w:color="auto"/>
-            </w:tcBorders>
-            <w:shd w:val="clear" w:color="auto" w:fill="09326C"/>
-            <w:tcMar>
-              <w:top w:w="105" w:type="dxa"/>
-              <w:left w:w="150" w:type="dxa"/>
-              <w:bottom w:w="105" w:type="dxa"/>
-              <w:right w:w="150" w:type="dxa"/>
-            </w:tcMar>
-            <w:hideMark/>
-          </w:tcPr>
-          <w:p>
-            <w:pPr>
-              <w:rPr>
-                <w:lang w:val="en-US"/>
-              </w:rPr>
-            </w:pPr>
+              <w:t>Идентификатор станции назначения или * пустая строка, если поезд идет в депо. </w:t>
+            </w:r>
+          </w:p>
+          <w:p>
+            <w:r>
+              <w:t xml:space="preserve">Поезд идет в депо - это поезд, который </w:t>
+            </w:r>
+            <w:proofErr w:type="spellStart"/>
+            <w:r>
+              <w:t>is_other_line</w:t>
+            </w:r>
+            <w:proofErr w:type="spellEnd"/>
+            <w:r>
+              <w:t xml:space="preserve">: </w:t>
+            </w:r>
+            <w:proofErr w:type="spellStart"/>
+            <w:r>
+              <w:t>true</w:t>
+            </w:r>
+            <w:proofErr w:type="spellEnd"/>
+            <w:r>
+              <w:t xml:space="preserve"> или тот, чей </w:t>
+            </w:r>
+            <w:proofErr w:type="spellStart"/>
+            <w:r>
+              <w:t>line_</w:t>
+            </w:r>
             <w:proofErr w:type="gramStart"/>
             <w:r>
-              <w:t>из</w:t>
-            </w:r>
-            <w:r>
-              <w:rPr>
-                <w:lang w:val="en-US"/>
-              </w:rPr>
-              <w:t xml:space="preserve"> </w:t>
-            </w:r>
-            <w:r>
-              <w:t>редис</w:t>
+              <w:t>routes.route</w:t>
             </w:r>
             <w:proofErr w:type="gramEnd"/>
             <w:r>
-              <w:rPr>
-                <w:lang w:val="en-US"/>
-              </w:rPr>
-              <w:t xml:space="preserve"> TrainEventsEntry.RailChains (= rail_</w:t>
+              <w:t>_number</w:t>
+            </w:r>
+            <w:proofErr w:type="spellEnd"/>
+            <w:r>
+              <w:t xml:space="preserve"> не является номером текущей линии, иными словами в таблице </w:t>
+            </w:r>
+            <w:proofErr w:type="spellStart"/>
+            <w:r>
+              <w:t>trains_schedules</w:t>
+            </w:r>
+            <w:proofErr w:type="spellEnd"/>
+            <w:r>
+              <w:t xml:space="preserve"> записи относятся к другой </w:t>
+            </w:r>
+            <w:proofErr w:type="spellStart"/>
+            <w:r>
+              <w:t>line_id</w:t>
+            </w:r>
+            <w:proofErr w:type="spellEnd"/>
+          </w:p>
+          <w:p>
+            <w:r>
+              <w:t xml:space="preserve">Последняя станция определяется по линии и пути. При </w:t>
+            </w:r>
+            <w:proofErr w:type="spellStart"/>
+            <w:r>
+              <w:t>рассчете</w:t>
+            </w:r>
+            <w:proofErr w:type="spellEnd"/>
+            <w:r>
+              <w:t xml:space="preserve"> калькулятором есть station.id для следующей станции, </w:t>
+            </w:r>
+            <w:proofErr w:type="spellStart"/>
+            <w:r>
+              <w:t>line_</w:t>
             </w:r>
             <w:proofErr w:type="gramStart"/>
             <w:r>
-              <w:rPr>
-                <w:lang w:val="en-US"/>
-              </w:rPr>
-              <w:t>chains.external</w:t>
-            </w:r>
+              <w:t>paths.number</w:t>
+            </w:r>
+            <w:proofErr w:type="spellEnd"/>
             <w:proofErr w:type="gramEnd"/>
             <w:r>
-              <w:rPr>
-                <w:lang w:val="en-US"/>
-              </w:rPr>
-              <w:t>_id)</w:t>
-            </w:r>
-          </w:p>
-        </w:tc>
-        <w:tc>
-          <w:tcPr>
-            <w:tcW w:w="0" w:type="auto"/>
-            <w:tcBorders>
-              <w:top w:val="single" w:sz="6" w:space="0" w:color="auto"/>
-              <w:left w:val="single" w:sz="6" w:space="0" w:color="auto"/>
-              <w:bottom w:val="single" w:sz="6" w:space="0" w:color="auto"/>
-              <w:right w:val="single" w:sz="6" w:space="0" w:color="auto"/>
-            </w:tcBorders>
-            <w:shd w:val="clear" w:color="auto" w:fill="1D2125"/>
-            <w:tcMar>
-              <w:top w:w="105" w:type="dxa"/>
-              <w:left w:w="150" w:type="dxa"/>
-              <w:bottom w:w="105" w:type="dxa"/>
-              <w:right w:w="150" w:type="dxa"/>
-            </w:tcMar>
-            <w:hideMark/>
-          </w:tcPr>
-          <w:p>
-            <w:r>
-              <w:t>Идентификаторы занятых РЦ одним поездом</w:t>
-            </w:r>
-          </w:p>
-        </w:tc>
-      </w:tr>
-      <w:tr>
-        <w:tc>
-          <w:tcPr>
-            <w:tcW w:w="0" w:type="auto"/>
-            <w:tcBorders>
-              <w:top w:val="single" w:sz="6" w:space="0" w:color="auto"/>
-              <w:left w:val="single" w:sz="6" w:space="0" w:color="auto"/>
-              <w:bottom w:val="single" w:sz="6" w:space="0" w:color="auto"/>
-              <w:right w:val="single" w:sz="6" w:space="0" w:color="auto"/>
-            </w:tcBorders>
-            <w:shd w:val="clear" w:color="auto" w:fill="1D2125"/>
-            <w:tcMar>
-              <w:top w:w="105" w:type="dxa"/>
-              <w:left w:w="150" w:type="dxa"/>
-              <w:bottom w:w="105" w:type="dxa"/>
-              <w:right w:w="150" w:type="dxa"/>
-            </w:tcMar>
-            <w:hideMark/>
-          </w:tcPr>
-          <w:p>
-            <w:proofErr w:type="spellStart"/>
-            <w:r>
-              <w:rPr>
-                <w:i/>
-                <w:iCs/>
-              </w:rPr>
-              <w:t>params.events.</w:t>
-            </w:r>
-            <w:r>
-              <w:t>pat</w:t>
-            </w:r>
-            <w:proofErr w:type="spellEnd"/>
-          </w:p>
-        </w:tc>
-        <w:tc>
-          <w:tcPr>
-            <w:tcW w:w="0" w:type="auto"/>
-            <w:tcBorders>
-              <w:top w:val="single" w:sz="6" w:space="0" w:color="auto"/>
-              <w:left w:val="single" w:sz="6" w:space="0" w:color="auto"/>
-              <w:bottom w:val="single" w:sz="6" w:space="0" w:color="auto"/>
-              <w:right w:val="single" w:sz="6" w:space="0" w:color="auto"/>
-            </w:tcBorders>
-            <w:shd w:val="clear" w:color="auto" w:fill="1D2125"/>
-            <w:tcMar>
-              <w:top w:w="105" w:type="dxa"/>
-              <w:left w:w="150" w:type="dxa"/>
-              <w:bottom w:w="105" w:type="dxa"/>
-              <w:right w:w="150" w:type="dxa"/>
-            </w:tcMar>
-            <w:hideMark/>
-          </w:tcPr>
-          <w:p>
-            <w:r>
-              <w:t>Целое число</w:t>
-            </w:r>
-          </w:p>
-        </w:tc>
-        <w:tc>
-          <w:tcPr>
-            <w:tcW w:w="0" w:type="auto"/>
-            <w:tcBorders>
-              <w:top w:val="single" w:sz="6" w:space="0" w:color="auto"/>
-              <w:left w:val="single" w:sz="6" w:space="0" w:color="auto"/>
-              <w:bottom w:val="single" w:sz="6" w:space="0" w:color="auto"/>
-              <w:right w:val="single" w:sz="6" w:space="0" w:color="auto"/>
-            </w:tcBorders>
-            <w:shd w:val="clear" w:color="auto" w:fill="1D2125"/>
-            <w:tcMar>
-              <w:top w:w="105" w:type="dxa"/>
-              <w:left w:w="150" w:type="dxa"/>
-              <w:bottom w:w="105" w:type="dxa"/>
-              <w:right w:w="150" w:type="dxa"/>
-            </w:tcMar>
-            <w:hideMark/>
-          </w:tcPr>
-          <w:p>
-            <w:r>
-              <w:t>Да</w:t>
-            </w:r>
-          </w:p>
-        </w:tc>
-        <w:tc>
-          <w:tcPr>
-            <w:tcW w:w="0" w:type="auto"/>
-            <w:tcBorders>
-              <w:top w:val="single" w:sz="6" w:space="0" w:color="auto"/>
-              <w:left w:val="single" w:sz="6" w:space="0" w:color="auto"/>
-              <w:bottom w:val="single" w:sz="6" w:space="0" w:color="auto"/>
-              <w:right w:val="single" w:sz="6" w:space="0" w:color="auto"/>
-            </w:tcBorders>
-            <w:shd w:val="clear" w:color="auto" w:fill="09326C"/>
-            <w:tcMar>
-              <w:top w:w="105" w:type="dxa"/>
-              <w:left w:w="150" w:type="dxa"/>
-              <w:bottom w:w="105" w:type="dxa"/>
-              <w:right w:w="150" w:type="dxa"/>
-            </w:tcMar>
-            <w:hideMark/>
-          </w:tcPr>
-          <w:p>
-            <w:r>
-              <w:t>из</w:t>
-            </w:r>
-            <w:r>
-              <w:rPr>
-                <w:lang w:val="en-US"/>
-              </w:rPr>
-              <w:t xml:space="preserve"> redis StationForecastDto.ForecastOn-</w:t>
-            </w:r>
-            <w:r>
-              <w:t>текущее</w:t>
-            </w:r>
-            <w:r>
-              <w:rPr>
-                <w:lang w:val="en-US"/>
-              </w:rPr>
-              <w:t xml:space="preserve"> </w:t>
-            </w:r>
-            <w:r>
-              <w:t>время</w:t>
-            </w:r>
-            <w:r>
-              <w:rPr>
-                <w:lang w:val="en-US"/>
-              </w:rPr>
-              <w:t xml:space="preserve"> &gt;</w:t>
-            </w:r>
-            <w:proofErr w:type="gramStart"/>
-            <w:r>
-              <w:rPr>
-                <w:lang w:val="en-US"/>
-              </w:rPr>
-              <w:t>0 ?</w:t>
-            </w:r>
-            <w:proofErr w:type="gramEnd"/>
-            <w:r>
-              <w:rPr>
-                <w:lang w:val="en-US"/>
-              </w:rPr>
-              <w:t xml:space="preserve"> </w:t>
-            </w:r>
-            <w:r>
-              <w:t>(</w:t>
-            </w:r>
-            <w:proofErr w:type="spellStart"/>
-            <w:r>
-              <w:t>StationForecastDto.ForecastOn</w:t>
-            </w:r>
-            <w:proofErr w:type="spellEnd"/>
-            <w:r>
-              <w:t>-текущее время</w:t>
-            </w:r>
-            <w:proofErr w:type="gramStart"/>
-            <w:r>
-              <w:t>) :</w:t>
-            </w:r>
-            <w:proofErr w:type="gramEnd"/>
-            <w:r>
-              <w:t xml:space="preserve"> (-1)</w:t>
-            </w:r>
-          </w:p>
-          <w:p>
-            <w:r>
-              <w:t>также -1 при отсутствии прогноза</w:t>
-            </w:r>
-          </w:p>
-        </w:tc>
-        <w:tc>
-          <w:tcPr>
-            <w:tcW w:w="0" w:type="auto"/>
-            <w:vMerge w:val="restart"/>
-            <w:tcBorders>
-              <w:top w:val="single" w:sz="6" w:space="0" w:color="auto"/>
-              <w:left w:val="single" w:sz="6" w:space="0" w:color="auto"/>
-              <w:bottom w:val="single" w:sz="6" w:space="0" w:color="auto"/>
-              <w:right w:val="single" w:sz="6" w:space="0" w:color="auto"/>
-            </w:tcBorders>
-            <w:shd w:val="clear" w:color="auto" w:fill="1D2125"/>
-            <w:tcMar>
-              <w:top w:w="105" w:type="dxa"/>
-              <w:left w:w="150" w:type="dxa"/>
-              <w:bottom w:w="105" w:type="dxa"/>
-              <w:right w:w="150" w:type="dxa"/>
-            </w:tcMar>
-            <w:hideMark/>
-          </w:tcPr>
-          <w:p>
-            <w:r>
-              <w:t xml:space="preserve">Прогноз времени прибытия в секундах и время валидности прогноза. Это </w:t>
-            </w:r>
-            <w:proofErr w:type="spellStart"/>
-            <w:r>
-              <w:t>необяательные</w:t>
-            </w:r>
-            <w:proofErr w:type="spellEnd"/>
-            <w:r>
-              <w:t xml:space="preserve"> параметры, в их отсутствие действуют </w:t>
-            </w:r>
-            <w:proofErr w:type="spellStart"/>
-            <w:r>
-              <w:t>предыдуще</w:t>
-            </w:r>
-            <w:proofErr w:type="spellEnd"/>
-            <w:r>
-              <w:t xml:space="preserve"> значения. </w:t>
-            </w:r>
-            <w:r>
-              <w:lastRenderedPageBreak/>
-              <w:t xml:space="preserve">Меняется только в момент, когда головной вагон изменяет занятость рельсовой цепи, то есть, когда поезд </w:t>
-            </w:r>
-            <w:proofErr w:type="spellStart"/>
-            <w:r>
-              <w:t>вступаен</w:t>
-            </w:r>
-            <w:proofErr w:type="spellEnd"/>
-            <w:r>
-              <w:t xml:space="preserve"> на новую рельсовую цепь;</w:t>
-            </w:r>
-          </w:p>
-          <w:p>
-            <w:proofErr w:type="spellStart"/>
-            <w:r>
-              <w:t>patValid</w:t>
-            </w:r>
-            <w:proofErr w:type="spellEnd"/>
-            <w:r>
-              <w:t xml:space="preserve"> = -1 - Отсутствие валидного прогноза</w:t>
-            </w:r>
-          </w:p>
-          <w:p>
-            <w:proofErr w:type="spellStart"/>
-            <w:r>
-              <w:t>pat</w:t>
-            </w:r>
-            <w:proofErr w:type="spellEnd"/>
-            <w:r>
-              <w:t xml:space="preserve">= -1 </w:t>
-            </w:r>
-            <w:proofErr w:type="spellStart"/>
-            <w:r>
-              <w:t>Невалидный</w:t>
-            </w:r>
-            <w:proofErr w:type="spellEnd"/>
-            <w:r>
-              <w:t xml:space="preserve"> таймер, таймер перестает вести обратный отсчет, переходит в «</w:t>
-            </w:r>
-            <w:proofErr w:type="spellStart"/>
-            <w:r>
-              <w:t>невалидное</w:t>
-            </w:r>
-            <w:proofErr w:type="spellEnd"/>
-            <w:r>
-              <w:t>» состояние со специальным отображением на дисплее. </w:t>
-            </w:r>
-          </w:p>
-          <w:p>
-            <w:proofErr w:type="spellStart"/>
-            <w:r>
-              <w:t>pat</w:t>
-            </w:r>
-            <w:proofErr w:type="spellEnd"/>
-            <w:r>
-              <w:t>= 0 Таймер перестает вести обратный отсчет, до получения следующего валидного значения.</w:t>
-            </w:r>
-          </w:p>
-        </w:tc>
-      </w:tr>
-      <w:tr>
-        <w:tc>
-          <w:tcPr>
-            <w:tcW w:w="0" w:type="auto"/>
-            <w:tcBorders>
-              <w:top w:val="single" w:sz="6" w:space="0" w:color="auto"/>
-              <w:left w:val="single" w:sz="6" w:space="0" w:color="auto"/>
-              <w:bottom w:val="single" w:sz="6" w:space="0" w:color="auto"/>
-              <w:right w:val="single" w:sz="6" w:space="0" w:color="auto"/>
-            </w:tcBorders>
-            <w:shd w:val="clear" w:color="auto" w:fill="1D2125"/>
-            <w:tcMar>
-              <w:top w:w="105" w:type="dxa"/>
-              <w:left w:w="150" w:type="dxa"/>
-              <w:bottom w:w="105" w:type="dxa"/>
-              <w:right w:w="150" w:type="dxa"/>
-            </w:tcMar>
-            <w:hideMark/>
-          </w:tcPr>
-          <w:p>
-            <w:proofErr w:type="spellStart"/>
-            <w:proofErr w:type="gramStart"/>
-            <w:r>
-              <w:rPr>
-                <w:i/>
-                <w:iCs/>
-              </w:rPr>
-              <w:lastRenderedPageBreak/>
-              <w:t>params.events</w:t>
-            </w:r>
-            <w:proofErr w:type="gramEnd"/>
-            <w:r>
-              <w:rPr>
-                <w:i/>
-                <w:iCs/>
-              </w:rPr>
-              <w:t>.</w:t>
-            </w:r>
-            <w:r>
-              <w:t>patValid</w:t>
-            </w:r>
-            <w:proofErr w:type="spellEnd"/>
-          </w:p>
-        </w:tc>
-        <w:tc>
-          <w:tcPr>
-            <w:tcW w:w="0" w:type="auto"/>
-            <w:tcBorders>
-              <w:top w:val="single" w:sz="6" w:space="0" w:color="auto"/>
-              <w:left w:val="single" w:sz="6" w:space="0" w:color="auto"/>
-              <w:bottom w:val="single" w:sz="6" w:space="0" w:color="auto"/>
-              <w:right w:val="single" w:sz="6" w:space="0" w:color="auto"/>
-            </w:tcBorders>
-            <w:shd w:val="clear" w:color="auto" w:fill="1D2125"/>
-            <w:tcMar>
-              <w:top w:w="105" w:type="dxa"/>
-              <w:left w:w="150" w:type="dxa"/>
-              <w:bottom w:w="105" w:type="dxa"/>
-              <w:right w:w="150" w:type="dxa"/>
-            </w:tcMar>
-            <w:hideMark/>
-          </w:tcPr>
-          <w:p>
-            <w:r>
-              <w:t>Целое число</w:t>
-            </w:r>
-          </w:p>
-        </w:tc>
-        <w:tc>
-          <w:tcPr>
-            <w:tcW w:w="0" w:type="auto"/>
-            <w:tcBorders>
-              <w:top w:val="single" w:sz="6" w:space="0" w:color="auto"/>
-              <w:left w:val="single" w:sz="6" w:space="0" w:color="auto"/>
-              <w:bottom w:val="single" w:sz="6" w:space="0" w:color="auto"/>
-              <w:right w:val="single" w:sz="6" w:space="0" w:color="auto"/>
-            </w:tcBorders>
-            <w:shd w:val="clear" w:color="auto" w:fill="1D2125"/>
-            <w:tcMar>
-              <w:top w:w="105" w:type="dxa"/>
-              <w:left w:w="150" w:type="dxa"/>
-              <w:bottom w:w="105" w:type="dxa"/>
-              <w:right w:w="150" w:type="dxa"/>
-            </w:tcMar>
-            <w:hideMark/>
-          </w:tcPr>
-          <w:p>
-            <w:r>
-              <w:t>Да</w:t>
-            </w:r>
-          </w:p>
-        </w:tc>
-        <w:tc>
-          <w:tcPr>
-            <w:tcW w:w="0" w:type="auto"/>
-            <w:tcBorders>
-              <w:top w:val="single" w:sz="6" w:space="0" w:color="auto"/>
-              <w:left w:val="single" w:sz="6" w:space="0" w:color="auto"/>
-              <w:bottom w:val="single" w:sz="6" w:space="0" w:color="auto"/>
-              <w:right w:val="single" w:sz="6" w:space="0" w:color="auto"/>
-            </w:tcBorders>
-            <w:shd w:val="clear" w:color="auto" w:fill="09326C"/>
-            <w:tcMar>
-              <w:top w:w="105" w:type="dxa"/>
-              <w:left w:w="150" w:type="dxa"/>
-              <w:bottom w:w="105" w:type="dxa"/>
-              <w:right w:w="150" w:type="dxa"/>
-            </w:tcMar>
-            <w:hideMark/>
-          </w:tcPr>
-          <w:p>
-            <w:r>
-              <w:t>дублировать значение, определенное для </w:t>
-            </w:r>
-            <w:proofErr w:type="spellStart"/>
-            <w:r>
-              <w:rPr>
-                <w:i/>
-                <w:iCs/>
-              </w:rPr>
-              <w:t>params.events.</w:t>
-            </w:r>
-            <w:r>
-              <w:t>pat</w:t>
-            </w:r>
-            <w:proofErr w:type="spellEnd"/>
-          </w:p>
-        </w:tc>
-        <w:tc>
-          <w:tcPr>
-            <w:tcW w:w="0" w:type="auto"/>
-            <w:vMerge/>
-            <w:tcBorders>
-              <w:top w:val="single" w:sz="6" w:space="0" w:color="auto"/>
-              <w:left w:val="single" w:sz="6" w:space="0" w:color="auto"/>
-              <w:bottom w:val="single" w:sz="6" w:space="0" w:color="auto"/>
-              <w:right w:val="single" w:sz="6" w:space="0" w:color="auto"/>
-            </w:tcBorders>
-            <w:shd w:val="clear" w:color="auto" w:fill="1D2125"/>
-            <w:vAlign w:val="center"/>
-            <w:hideMark/>
-          </w:tcPr>
-          <w:p/>
-        </w:tc>
-      </w:tr>
-      <w:tr>
-        <w:tc>
-          <w:tcPr>
-            <w:tcW w:w="0" w:type="auto"/>
-            <w:tcBorders>
-              <w:top w:val="single" w:sz="6" w:space="0" w:color="auto"/>
-              <w:left w:val="single" w:sz="6" w:space="0" w:color="auto"/>
-              <w:bottom w:val="single" w:sz="6" w:space="0" w:color="auto"/>
-              <w:right w:val="single" w:sz="6" w:space="0" w:color="auto"/>
-            </w:tcBorders>
-            <w:shd w:val="clear" w:color="auto" w:fill="1D2125"/>
-            <w:tcMar>
-              <w:top w:w="105" w:type="dxa"/>
-              <w:left w:w="150" w:type="dxa"/>
-              <w:bottom w:w="105" w:type="dxa"/>
-              <w:right w:w="150" w:type="dxa"/>
-            </w:tcMar>
-            <w:hideMark/>
-          </w:tcPr>
-          <w:p>
-            <w:proofErr w:type="spellStart"/>
-            <w:proofErr w:type="gramStart"/>
-            <w:r>
-              <w:rPr>
-                <w:i/>
-                <w:iCs/>
-              </w:rPr>
-              <w:t>params.events</w:t>
-            </w:r>
-            <w:proofErr w:type="gramEnd"/>
-            <w:r>
-              <w:rPr>
-                <w:i/>
-                <w:iCs/>
-              </w:rPr>
-              <w:t>.</w:t>
-            </w:r>
-            <w:r>
-              <w:t>next</w:t>
-            </w:r>
-            <w:proofErr w:type="spellEnd"/>
-          </w:p>
-        </w:tc>
-        <w:tc>
-          <w:tcPr>
-            <w:tcW w:w="0" w:type="auto"/>
-            <w:tcBorders>
-              <w:top w:val="single" w:sz="6" w:space="0" w:color="auto"/>
-              <w:left w:val="single" w:sz="6" w:space="0" w:color="auto"/>
-              <w:bottom w:val="single" w:sz="6" w:space="0" w:color="auto"/>
-              <w:right w:val="single" w:sz="6" w:space="0" w:color="auto"/>
-            </w:tcBorders>
-            <w:shd w:val="clear" w:color="auto" w:fill="1D2125"/>
-            <w:tcMar>
-              <w:top w:w="105" w:type="dxa"/>
-              <w:left w:w="150" w:type="dxa"/>
-              <w:bottom w:w="105" w:type="dxa"/>
-              <w:right w:w="150" w:type="dxa"/>
-            </w:tcMar>
-            <w:hideMark/>
-          </w:tcPr>
-          <w:p>
-            <w:r>
-              <w:t>Строка</w:t>
-            </w:r>
-          </w:p>
-        </w:tc>
-        <w:tc>
-          <w:tcPr>
-            <w:tcW w:w="0" w:type="auto"/>
-            <w:tcBorders>
-              <w:top w:val="single" w:sz="6" w:space="0" w:color="auto"/>
-              <w:left w:val="single" w:sz="6" w:space="0" w:color="auto"/>
-              <w:bottom w:val="single" w:sz="6" w:space="0" w:color="auto"/>
-              <w:right w:val="single" w:sz="6" w:space="0" w:color="auto"/>
-            </w:tcBorders>
-            <w:shd w:val="clear" w:color="auto" w:fill="1D2125"/>
-            <w:tcMar>
-              <w:top w:w="105" w:type="dxa"/>
-              <w:left w:w="150" w:type="dxa"/>
-              <w:bottom w:w="105" w:type="dxa"/>
-              <w:right w:w="150" w:type="dxa"/>
-            </w:tcMar>
-            <w:hideMark/>
-          </w:tcPr>
-          <w:p>
-            <w:r>
-              <w:t>Да*</w:t>
-            </w:r>
-          </w:p>
-        </w:tc>
-        <w:tc>
-          <w:tcPr>
-            <w:tcW w:w="0" w:type="auto"/>
-            <w:tcBorders>
-              <w:top w:val="single" w:sz="6" w:space="0" w:color="auto"/>
-              <w:left w:val="single" w:sz="6" w:space="0" w:color="auto"/>
-              <w:bottom w:val="single" w:sz="6" w:space="0" w:color="auto"/>
-              <w:right w:val="single" w:sz="6" w:space="0" w:color="auto"/>
-            </w:tcBorders>
-            <w:shd w:val="clear" w:color="auto" w:fill="09326C"/>
-            <w:tcMar>
-              <w:top w:w="105" w:type="dxa"/>
-              <w:left w:w="150" w:type="dxa"/>
-              <w:bottom w:w="105" w:type="dxa"/>
-              <w:right w:w="150" w:type="dxa"/>
-            </w:tcMar>
-            <w:hideMark/>
-          </w:tcPr>
-          <w:p>
-            <w:pPr>
-              <w:rPr>
-                <w:lang w:val="en-US"/>
-              </w:rPr>
-            </w:pPr>
-            <w:r>
-              <w:rPr>
-                <w:lang w:val="en-US"/>
-              </w:rPr>
-              <w:t>StationForecastDto.NextStationExternalId (=stations.external_id)</w:t>
-            </w:r>
-          </w:p>
-        </w:tc>
-        <w:tc>
-          <w:tcPr>
-            <w:tcW w:w="0" w:type="auto"/>
-            <w:tcBorders>
-              <w:top w:val="single" w:sz="6" w:space="0" w:color="auto"/>
-              <w:left w:val="single" w:sz="6" w:space="0" w:color="auto"/>
-              <w:bottom w:val="single" w:sz="6" w:space="0" w:color="auto"/>
-              <w:right w:val="single" w:sz="6" w:space="0" w:color="auto"/>
-            </w:tcBorders>
-            <w:shd w:val="clear" w:color="auto" w:fill="1D2125"/>
-            <w:tcMar>
-              <w:top w:w="105" w:type="dxa"/>
-              <w:left w:w="150" w:type="dxa"/>
-              <w:bottom w:w="105" w:type="dxa"/>
-              <w:right w:w="150" w:type="dxa"/>
-            </w:tcMar>
-            <w:hideMark/>
-          </w:tcPr>
-          <w:p>
-            <w:r>
-              <w:t>Идентификатор следующей станции или * пустая строка, если поезд идет в депо;</w:t>
-            </w:r>
-          </w:p>
-          <w:p>
-            <w:r>
-              <w:t xml:space="preserve">Поезд идет в депо </w:t>
-            </w:r>
-            <w:proofErr w:type="gramStart"/>
-            <w:r>
-              <w:t>- это</w:t>
-            </w:r>
-            <w:proofErr w:type="gramEnd"/>
-            <w:r>
-              <w:t xml:space="preserve"> поезд, который </w:t>
-            </w:r>
-            <w:proofErr w:type="spellStart"/>
-            <w:r>
-              <w:t>is_other_line</w:t>
-            </w:r>
-            <w:proofErr w:type="spellEnd"/>
-            <w:r>
-              <w:t xml:space="preserve">: </w:t>
-            </w:r>
-            <w:proofErr w:type="spellStart"/>
-            <w:r>
-              <w:t>true</w:t>
-            </w:r>
-            <w:proofErr w:type="spellEnd"/>
-            <w:r>
-              <w:t xml:space="preserve"> или тот, чей </w:t>
-            </w:r>
-            <w:proofErr w:type="spellStart"/>
-            <w:r>
-              <w:t>line_</w:t>
-            </w:r>
-            <w:proofErr w:type="gramStart"/>
-            <w:r>
-              <w:t>routes.route</w:t>
-            </w:r>
-            <w:proofErr w:type="gramEnd"/>
-            <w:r>
-              <w:t>_number</w:t>
-            </w:r>
-            <w:proofErr w:type="spellEnd"/>
-            <w:r>
-              <w:t xml:space="preserve"> </w:t>
-            </w:r>
-            <w:r>
-              <w:lastRenderedPageBreak/>
-              <w:t xml:space="preserve">не является номером текущей линии, иными словами в таблице </w:t>
-            </w:r>
-            <w:proofErr w:type="spellStart"/>
-            <w:r>
-              <w:t>trains_schedules</w:t>
-            </w:r>
-            <w:proofErr w:type="spellEnd"/>
-            <w:r>
-              <w:t xml:space="preserve"> записи относятся к другой </w:t>
-            </w:r>
-            <w:proofErr w:type="spellStart"/>
-            <w:r>
-              <w:t>line_id</w:t>
-            </w:r>
-            <w:proofErr w:type="spellEnd"/>
-            <w:r>
-              <w:t xml:space="preserve">, т.е. </w:t>
-            </w:r>
-            <w:proofErr w:type="spellStart"/>
-            <w:r>
-              <w:t>is_no_train_onboarding</w:t>
-            </w:r>
-            <w:proofErr w:type="spellEnd"/>
-          </w:p>
-        </w:tc>
-      </w:tr>
-      <w:tr>
-        <w:tc>
-          <w:tcPr>
-            <w:tcW w:w="0" w:type="auto"/>
-            <w:tcBorders>
-              <w:top w:val="single" w:sz="6" w:space="0" w:color="auto"/>
-              <w:left w:val="single" w:sz="6" w:space="0" w:color="auto"/>
-              <w:bottom w:val="single" w:sz="6" w:space="0" w:color="auto"/>
-              <w:right w:val="single" w:sz="6" w:space="0" w:color="auto"/>
-            </w:tcBorders>
-            <w:shd w:val="clear" w:color="auto" w:fill="1D2125"/>
-            <w:tcMar>
-              <w:top w:w="105" w:type="dxa"/>
-              <w:left w:w="150" w:type="dxa"/>
-              <w:bottom w:w="105" w:type="dxa"/>
-              <w:right w:w="150" w:type="dxa"/>
-            </w:tcMar>
-            <w:hideMark/>
-          </w:tcPr>
-          <w:p>
-            <w:proofErr w:type="spellStart"/>
-            <w:proofErr w:type="gramStart"/>
-            <w:r>
-              <w:rPr>
-                <w:i/>
-                <w:iCs/>
-              </w:rPr>
-              <w:lastRenderedPageBreak/>
-              <w:t>params.events</w:t>
-            </w:r>
-            <w:proofErr w:type="gramEnd"/>
-            <w:r>
-              <w:rPr>
-                <w:i/>
-                <w:iCs/>
-              </w:rPr>
-              <w:t>.</w:t>
-            </w:r>
-            <w:r>
-              <w:t>last</w:t>
-            </w:r>
-            <w:proofErr w:type="spellEnd"/>
-          </w:p>
-        </w:tc>
-        <w:tc>
-          <w:tcPr>
-            <w:tcW w:w="0" w:type="auto"/>
-            <w:tcBorders>
-              <w:top w:val="single" w:sz="6" w:space="0" w:color="auto"/>
-              <w:left w:val="single" w:sz="6" w:space="0" w:color="auto"/>
-              <w:bottom w:val="single" w:sz="6" w:space="0" w:color="auto"/>
-              <w:right w:val="single" w:sz="6" w:space="0" w:color="auto"/>
-            </w:tcBorders>
-            <w:shd w:val="clear" w:color="auto" w:fill="1D2125"/>
-            <w:tcMar>
-              <w:top w:w="105" w:type="dxa"/>
-              <w:left w:w="150" w:type="dxa"/>
-              <w:bottom w:w="105" w:type="dxa"/>
-              <w:right w:w="150" w:type="dxa"/>
-            </w:tcMar>
-            <w:hideMark/>
-          </w:tcPr>
-          <w:p>
-            <w:r>
-              <w:t>Строка</w:t>
-            </w:r>
-          </w:p>
-        </w:tc>
-        <w:tc>
-          <w:tcPr>
-            <w:tcW w:w="0" w:type="auto"/>
-            <w:tcBorders>
-              <w:top w:val="single" w:sz="6" w:space="0" w:color="auto"/>
-              <w:left w:val="single" w:sz="6" w:space="0" w:color="auto"/>
-              <w:bottom w:val="single" w:sz="6" w:space="0" w:color="auto"/>
-              <w:right w:val="single" w:sz="6" w:space="0" w:color="auto"/>
-            </w:tcBorders>
-            <w:shd w:val="clear" w:color="auto" w:fill="1D2125"/>
-            <w:tcMar>
-              <w:top w:w="105" w:type="dxa"/>
-              <w:left w:w="150" w:type="dxa"/>
-              <w:bottom w:w="105" w:type="dxa"/>
-              <w:right w:w="150" w:type="dxa"/>
-            </w:tcMar>
-            <w:hideMark/>
-          </w:tcPr>
-          <w:p>
-            <w:r>
-              <w:t>Да*</w:t>
-            </w:r>
-          </w:p>
-        </w:tc>
-        <w:tc>
-          <w:tcPr>
-            <w:tcW w:w="0" w:type="auto"/>
-            <w:tcBorders>
-              <w:top w:val="single" w:sz="6" w:space="0" w:color="auto"/>
-              <w:left w:val="single" w:sz="6" w:space="0" w:color="auto"/>
-              <w:bottom w:val="single" w:sz="6" w:space="0" w:color="auto"/>
-              <w:right w:val="single" w:sz="6" w:space="0" w:color="auto"/>
-            </w:tcBorders>
-            <w:shd w:val="clear" w:color="auto" w:fill="09326C"/>
-            <w:tcMar>
-              <w:top w:w="105" w:type="dxa"/>
-              <w:left w:w="150" w:type="dxa"/>
-              <w:bottom w:w="105" w:type="dxa"/>
-              <w:right w:w="150" w:type="dxa"/>
-            </w:tcMar>
-            <w:hideMark/>
-          </w:tcPr>
-          <w:p>
-            <w:proofErr w:type="spellStart"/>
-            <w:proofErr w:type="gramStart"/>
-            <w:r>
-              <w:t>stations.external</w:t>
-            </w:r>
-            <w:proofErr w:type="gramEnd"/>
-            <w:r>
-              <w:t>_id</w:t>
-            </w:r>
-            <w:proofErr w:type="spellEnd"/>
-            <w:r>
-              <w:t xml:space="preserve"> (из локального кэша) - механизм определения ниже</w:t>
-            </w:r>
-          </w:p>
-        </w:tc>
-        <w:tc>
-          <w:tcPr>
-            <w:tcW w:w="0" w:type="auto"/>
-            <w:tcBorders>
-              <w:top w:val="single" w:sz="6" w:space="0" w:color="auto"/>
-              <w:left w:val="single" w:sz="6" w:space="0" w:color="auto"/>
-              <w:bottom w:val="single" w:sz="6" w:space="0" w:color="auto"/>
-              <w:right w:val="single" w:sz="6" w:space="0" w:color="auto"/>
-            </w:tcBorders>
-            <w:shd w:val="clear" w:color="auto" w:fill="1D2125"/>
-            <w:tcMar>
-              <w:top w:w="105" w:type="dxa"/>
-              <w:left w:w="150" w:type="dxa"/>
-              <w:bottom w:w="105" w:type="dxa"/>
-              <w:right w:w="150" w:type="dxa"/>
-            </w:tcMar>
-            <w:hideMark/>
-          </w:tcPr>
-          <w:p>
-            <w:r>
-              <w:t>Идентификатор станции назначения или * пустая строка, если поезд идет в депо. </w:t>
-            </w:r>
-          </w:p>
-          <w:p>
-            <w:r>
-              <w:t xml:space="preserve">Поезд идет в депо </w:t>
-            </w:r>
-            <w:proofErr w:type="gramStart"/>
-            <w:r>
-              <w:t>- это</w:t>
-            </w:r>
-            <w:proofErr w:type="gramEnd"/>
-            <w:r>
-              <w:t xml:space="preserve"> поезд, который </w:t>
-            </w:r>
-            <w:proofErr w:type="spellStart"/>
-            <w:r>
-              <w:t>is_other_line</w:t>
-            </w:r>
-            <w:proofErr w:type="spellEnd"/>
-            <w:r>
-              <w:t xml:space="preserve">: </w:t>
-            </w:r>
-            <w:proofErr w:type="spellStart"/>
-            <w:r>
-              <w:t>true</w:t>
-            </w:r>
-            <w:proofErr w:type="spellEnd"/>
-            <w:r>
-              <w:t xml:space="preserve"> или тот, чей </w:t>
-            </w:r>
-            <w:proofErr w:type="spellStart"/>
-            <w:r>
-              <w:t>line_</w:t>
-            </w:r>
-            <w:proofErr w:type="gramStart"/>
-            <w:r>
-              <w:t>routes.route</w:t>
-            </w:r>
-            <w:proofErr w:type="gramEnd"/>
-            <w:r>
-              <w:t>_number</w:t>
-            </w:r>
-            <w:proofErr w:type="spellEnd"/>
-            <w:r>
-              <w:t xml:space="preserve"> не является номером текущей линии, иными словами в таблице </w:t>
-            </w:r>
-            <w:proofErr w:type="spellStart"/>
-            <w:r>
-              <w:t>trains_schedules</w:t>
-            </w:r>
-            <w:proofErr w:type="spellEnd"/>
-            <w:r>
-              <w:t xml:space="preserve"> записи относятся к другой </w:t>
-            </w:r>
-            <w:proofErr w:type="spellStart"/>
-            <w:r>
-              <w:t>line_id</w:t>
-            </w:r>
-            <w:proofErr w:type="spellEnd"/>
-          </w:p>
-          <w:p>
-            <w:r>
-              <w:t xml:space="preserve">Последняя станция определяется по линии и пути. При </w:t>
-            </w:r>
-            <w:proofErr w:type="spellStart"/>
-            <w:r>
-              <w:t>рассчете</w:t>
-            </w:r>
-            <w:proofErr w:type="spellEnd"/>
-            <w:r>
-              <w:t xml:space="preserve"> калькулятором есть station.id для следующей станции, </w:t>
-            </w:r>
-            <w:proofErr w:type="spellStart"/>
-            <w:r>
-              <w:t>line_</w:t>
-            </w:r>
-            <w:proofErr w:type="gramStart"/>
-            <w:r>
-              <w:t>paths.number</w:t>
-            </w:r>
-            <w:proofErr w:type="spellEnd"/>
-            <w:proofErr w:type="gramEnd"/>
-            <w:r>
               <w:t xml:space="preserve">, нужно выбрать из таблицы </w:t>
             </w:r>
             <w:proofErr w:type="spellStart"/>
@@ -2370,15 +2025,7 @@
             </w:r>
             <w:proofErr w:type="spellStart"/>
             <w:r>
-              <w:t>station_</w:t>
-            </w:r>
-            <w:proofErr w:type="gramStart"/>
-            <w:r>
-              <w:t>orders.next</w:t>
-            </w:r>
-            <w:proofErr w:type="gramEnd"/>
-            <w:r>
-              <w:t>_station_id</w:t>
+              <w:t>station_orders.next_station_id</w:t>
             </w:r>
             <w:proofErr w:type="spellEnd"/>
             <w:r>
@@ -2386,16 +2033,7 @@
             </w:r>
             <w:proofErr w:type="spellStart"/>
             <w:r>
-              <w:lastRenderedPageBreak/>
-              <w:t>station_</w:t>
-            </w:r>
-            <w:proofErr w:type="gramStart"/>
-            <w:r>
-              <w:t>orders.station</w:t>
-            </w:r>
-            <w:proofErr w:type="gramEnd"/>
-            <w:r>
-              <w:t>_id</w:t>
+              <w:t>station_orders.station_id</w:t>
             </w:r>
             <w:proofErr w:type="spellEnd"/>
             <w:r>
@@ -2403,28 +2041,15 @@
             </w:r>
             <w:proofErr w:type="spellStart"/>
             <w:r>
-              <w:t>station_</w:t>
-            </w:r>
-            <w:proofErr w:type="gramStart"/>
-            <w:r>
-              <w:t>orders.line</w:t>
-            </w:r>
-            <w:proofErr w:type="gramEnd"/>
-            <w:r>
-              <w:t>_id</w:t>
+              <w:t>station_orders.line_id</w:t>
             </w:r>
             <w:proofErr w:type="spellEnd"/>
             <w:r>
               <w:t xml:space="preserve"> (</w:t>
             </w:r>
             <w:proofErr w:type="spellStart"/>
-            <w:proofErr w:type="gramStart"/>
-            <w:r>
-              <w:t>stations.line</w:t>
-            </w:r>
-            <w:proofErr w:type="gramEnd"/>
-            <w:r>
-              <w:t>_id</w:t>
+            <w:r>
+              <w:t>stations.line_id</w:t>
             </w:r>
             <w:proofErr w:type="spellEnd"/>
             <w:r>
@@ -2432,15 +2057,7 @@
             </w:r>
             <w:proofErr w:type="spellStart"/>
             <w:r>
-              <w:t>station_</w:t>
-            </w:r>
-            <w:proofErr w:type="gramStart"/>
-            <w:r>
-              <w:t>orders.line</w:t>
-            </w:r>
-            <w:proofErr w:type="gramEnd"/>
-            <w:r>
-              <w:t>_path_id</w:t>
+              <w:t>station_orders.line_path_id</w:t>
             </w:r>
             <w:proofErr w:type="spellEnd"/>
             <w:r>
@@ -2462,7 +2079,7 @@
 </file>
 
 <file path=word/styles.xml><?xml version="1.0" encoding="utf-8"?>
-<w:styles xmlns:mc="http://schemas.openxmlformats.org/markup-compatibility/2006" xmlns:r="http://schemas.openxmlformats.org/officeDocument/2006/relationships" xmlns:w="http://schemas.openxmlformats.org/wordprocessingml/2006/main" xmlns:w14="http://schemas.microsoft.com/office/word/2010/wordml" xmlns:w15="http://schemas.microsoft.com/office/word/2012/wordml" xmlns:w16cex="http://schemas.microsoft.com/office/word/2018/wordml/cex" xmlns:w16cid="http://schemas.microsoft.com/office/word/2016/wordml/cid" xmlns:w16="http://schemas.microsoft.com/office/word/2018/wordml" xmlns:w16du="http://schemas.microsoft.com/office/word/2023/wordml/word16du" xmlns:w16sdtdh="http://schemas.microsoft.com/office/word/2020/wordml/sdtdatahash" xmlns:w16sdtfl="http://schemas.microsoft.com/office/word/2024/wordml/sdtformatlock" xmlns:w16se="http://schemas.microsoft.com/office/word/2015/wordml/symex" mc:Ignorable="w14 w15 w16se w16cid w16 w16cex w16sdtdh w16sdtfl w16du">
+<w:styles xmlns:mc="http://schemas.openxmlformats.org/markup-compatibility/2006" xmlns:r="http://schemas.openxmlformats.org/officeDocument/2006/relationships" xmlns:w="http://schemas.openxmlformats.org/wordprocessingml/2006/main" xmlns:w14="http://schemas.microsoft.com/office/word/2010/wordml" xmlns:w15="http://schemas.microsoft.com/office/word/2012/wordml" xmlns:w16cid="http://schemas.microsoft.com/office/word/2016/wordml/cid" xmlns:w16se="http://schemas.microsoft.com/office/word/2015/wordml/symex" mc:Ignorable="w14 w15 w16se w16cid">
   <w:docDefaults>
     <w:rPrDefault>
       <w:rPr>
@@ -2480,7 +2097,7 @@
       </w:pPr>
     </w:pPrDefault>
   </w:docDefaults>
-  <w:latentStyles w:defLockedState="0" w:defUIPriority="99" w:defSemiHidden="0" w:defUnhideWhenUsed="0" w:defQFormat="0" w:count="376">
+  <w:latentStyles w:defLockedState="0" w:defUIPriority="99" w:defSemiHidden="0" w:defUnhideWhenUsed="0" w:defQFormat="0" w:count="375">
     <w:lsdException w:name="Normal" w:uiPriority="0" w:qFormat="1"/>
     <w:lsdException w:name="heading 1" w:uiPriority="9" w:qFormat="1"/>
     <w:lsdException w:name="heading 2" w:semiHidden="1" w:uiPriority="9" w:unhideWhenUsed="1" w:qFormat="1"/>
@@ -2856,7 +2473,6 @@
     <w:lsdException w:name="Smart Hyperlink" w:semiHidden="1" w:unhideWhenUsed="1"/>
     <w:lsdException w:name="Hashtag" w:semiHidden="1" w:unhideWhenUsed="1"/>
     <w:lsdException w:name="Unresolved Mention" w:semiHidden="1" w:unhideWhenUsed="1"/>
-    <w:lsdException w:name="Smart Link" w:semiHidden="1" w:unhideWhenUsed="1"/>
   </w:latentStyles>
   <w:style w:type="paragraph" w:default="1" w:styleId="a">
     <w:name w:val="Normal"/>
